--- a/6-过程管理/流程制度规范类文件/060106-变更管理制度-.docx
+++ b/6-过程管理/流程制度规范类文件/060106-变更管理制度-.docx
@@ -125,7 +125,7 @@
         <w:pStyle w:val="41"/>
         <w:bidi w:val="0"/>
       </w:pPr>
-      <w:bookmarkStart w:id="0" w:name="_Toc14322"/>
+      <w:bookmarkStart w:id="0" w:name="_Toc16762"/>
       <w:r>
         <w:rPr>
           <w:rFonts w:hint="eastAsia"/>
@@ -144,7 +144,7 @@
           <w:lang w:val="en-US"/>
         </w:rPr>
       </w:pPr>
-      <w:bookmarkStart w:id="1" w:name="_Toc3389"/>
+      <w:bookmarkStart w:id="1" w:name="_Toc86"/>
       <w:r>
         <w:rPr>
           <w:rFonts w:hint="eastAsia"/>
@@ -189,6 +189,12 @@
             <w:insideH w:val="none" w:color="auto" w:sz="0" w:space="0"/>
             <w:insideV w:val="none" w:color="auto" w:sz="0" w:space="0"/>
           </w:tblBorders>
+          <w:tblCellMar>
+            <w:top w:w="0" w:type="dxa"/>
+            <w:left w:w="108" w:type="dxa"/>
+            <w:bottom w:w="0" w:type="dxa"/>
+            <w:right w:w="108" w:type="dxa"/>
+          </w:tblCellMar>
         </w:tblPrEx>
         <w:trPr>
           <w:trHeight w:val="810" w:hRule="atLeast"/>
@@ -1417,6 +1423,8 @@
               <w:tab w:val="right" w:leader="dot" w:pos="8306"/>
             </w:tabs>
           </w:pPr>
+          <w:bookmarkStart w:id="61" w:name="_GoBack"/>
+          <w:bookmarkEnd w:id="61"/>
           <w:r>
             <w:rPr>
               <w:rFonts w:hint="eastAsia" w:ascii="宋体" w:hAnsi="宋体" w:eastAsia="宋体" w:cs="宋体"/>
@@ -1453,7 +1461,7 @@
               <w:rFonts w:hint="eastAsia" w:ascii="宋体" w:hAnsi="宋体" w:eastAsia="宋体" w:cs="宋体"/>
               <w:szCs w:val="24"/>
             </w:rPr>
-            <w:instrText xml:space="preserve"> HYPERLINK \l _Toc14322 </w:instrText>
+            <w:instrText xml:space="preserve"> HYPERLINK \l _Toc16762 </w:instrText>
           </w:r>
           <w:r>
             <w:rPr>
@@ -1476,7 +1484,7 @@
             <w:fldChar w:fldCharType="begin"/>
           </w:r>
           <w:r>
-            <w:instrText xml:space="preserve"> PAGEREF _Toc14322 \h </w:instrText>
+            <w:instrText xml:space="preserve"> PAGEREF _Toc16762 \h </w:instrText>
           </w:r>
           <w:r>
             <w:fldChar w:fldCharType="separate"/>
@@ -1514,7 +1522,7 @@
               <w:rFonts w:hint="eastAsia" w:ascii="宋体" w:hAnsi="宋体" w:eastAsia="宋体" w:cs="宋体"/>
               <w:szCs w:val="24"/>
             </w:rPr>
-            <w:instrText xml:space="preserve"> HYPERLINK \l _Toc3389 </w:instrText>
+            <w:instrText xml:space="preserve"> HYPERLINK \l _Toc86 </w:instrText>
           </w:r>
           <w:r>
             <w:rPr>
@@ -1537,7 +1545,7 @@
             <w:fldChar w:fldCharType="begin"/>
           </w:r>
           <w:r>
-            <w:instrText xml:space="preserve"> PAGEREF _Toc3389 \h </w:instrText>
+            <w:instrText xml:space="preserve"> PAGEREF _Toc86 \h </w:instrText>
           </w:r>
           <w:r>
             <w:fldChar w:fldCharType="separate"/>
@@ -1575,7 +1583,7 @@
               <w:rFonts w:hint="eastAsia" w:ascii="宋体" w:hAnsi="宋体" w:eastAsia="宋体" w:cs="宋体"/>
               <w:szCs w:val="24"/>
             </w:rPr>
-            <w:instrText xml:space="preserve"> HYPERLINK \l _Toc23499 </w:instrText>
+            <w:instrText xml:space="preserve"> HYPERLINK \l _Toc7703 </w:instrText>
           </w:r>
           <w:r>
             <w:rPr>
@@ -1600,7 +1608,7 @@
             <w:fldChar w:fldCharType="begin"/>
           </w:r>
           <w:r>
-            <w:instrText xml:space="preserve"> PAGEREF _Toc23499 \h </w:instrText>
+            <w:instrText xml:space="preserve"> PAGEREF _Toc7703 \h </w:instrText>
           </w:r>
           <w:r>
             <w:fldChar w:fldCharType="separate"/>
@@ -1638,7 +1646,7 @@
               <w:rFonts w:hint="eastAsia" w:ascii="宋体" w:hAnsi="宋体" w:eastAsia="宋体" w:cs="宋体"/>
               <w:szCs w:val="24"/>
             </w:rPr>
-            <w:instrText xml:space="preserve"> HYPERLINK \l _Toc8256 </w:instrText>
+            <w:instrText xml:space="preserve"> HYPERLINK \l _Toc26247 </w:instrText>
           </w:r>
           <w:r>
             <w:rPr>
@@ -1668,7 +1676,211 @@
             <w:fldChar w:fldCharType="begin"/>
           </w:r>
           <w:r>
-            <w:instrText xml:space="preserve"> PAGEREF _Toc8256 \h </w:instrText>
+            <w:instrText xml:space="preserve"> PAGEREF _Toc26247 \h </w:instrText>
+          </w:r>
+          <w:r>
+            <w:fldChar w:fldCharType="separate"/>
+          </w:r>
+          <w:r>
+            <w:t>5</w:t>
+          </w:r>
+          <w:r>
+            <w:fldChar w:fldCharType="end"/>
+          </w:r>
+          <w:r>
+            <w:rPr>
+              <w:rFonts w:hint="eastAsia" w:ascii="宋体" w:hAnsi="宋体" w:eastAsia="宋体" w:cs="宋体"/>
+              <w:szCs w:val="24"/>
+            </w:rPr>
+            <w:fldChar w:fldCharType="end"/>
+          </w:r>
+        </w:p>
+        <w:p>
+          <w:pPr>
+            <w:pStyle w:val="25"/>
+            <w:tabs>
+              <w:tab w:val="right" w:leader="dot" w:pos="8306"/>
+            </w:tabs>
+          </w:pPr>
+          <w:r>
+            <w:rPr>
+              <w:rFonts w:hint="eastAsia" w:ascii="宋体" w:hAnsi="宋体" w:eastAsia="宋体" w:cs="宋体"/>
+              <w:szCs w:val="24"/>
+            </w:rPr>
+            <w:fldChar w:fldCharType="begin"/>
+          </w:r>
+          <w:r>
+            <w:rPr>
+              <w:rFonts w:hint="eastAsia" w:ascii="宋体" w:hAnsi="宋体" w:eastAsia="宋体" w:cs="宋体"/>
+              <w:szCs w:val="24"/>
+            </w:rPr>
+            <w:instrText xml:space="preserve"> HYPERLINK \l _Toc22031 </w:instrText>
+          </w:r>
+          <w:r>
+            <w:rPr>
+              <w:rFonts w:hint="eastAsia" w:ascii="宋体" w:hAnsi="宋体" w:eastAsia="宋体" w:cs="宋体"/>
+              <w:szCs w:val="24"/>
+            </w:rPr>
+            <w:fldChar w:fldCharType="separate"/>
+          </w:r>
+          <w:r>
+            <w:rPr>
+              <w:rFonts w:hint="default"/>
+              <w:lang w:val="en-US" w:eastAsia="zh-CN"/>
+            </w:rPr>
+            <w:t xml:space="preserve">2.1. </w:t>
+          </w:r>
+          <w:r>
+            <w:rPr>
+              <w:rFonts w:hint="eastAsia"/>
+              <w:lang w:val="en-US" w:eastAsia="zh-CN"/>
+            </w:rPr>
+            <w:t>受控原则</w:t>
+          </w:r>
+          <w:r>
+            <w:tab/>
+          </w:r>
+          <w:r>
+            <w:fldChar w:fldCharType="begin"/>
+          </w:r>
+          <w:r>
+            <w:instrText xml:space="preserve"> PAGEREF _Toc22031 \h </w:instrText>
+          </w:r>
+          <w:r>
+            <w:fldChar w:fldCharType="separate"/>
+          </w:r>
+          <w:r>
+            <w:t>5</w:t>
+          </w:r>
+          <w:r>
+            <w:fldChar w:fldCharType="end"/>
+          </w:r>
+          <w:r>
+            <w:rPr>
+              <w:rFonts w:hint="eastAsia" w:ascii="宋体" w:hAnsi="宋体" w:eastAsia="宋体" w:cs="宋体"/>
+              <w:szCs w:val="24"/>
+            </w:rPr>
+            <w:fldChar w:fldCharType="end"/>
+          </w:r>
+        </w:p>
+        <w:p>
+          <w:pPr>
+            <w:pStyle w:val="25"/>
+            <w:tabs>
+              <w:tab w:val="right" w:leader="dot" w:pos="8306"/>
+            </w:tabs>
+          </w:pPr>
+          <w:r>
+            <w:rPr>
+              <w:rFonts w:hint="eastAsia" w:ascii="宋体" w:hAnsi="宋体" w:eastAsia="宋体" w:cs="宋体"/>
+              <w:szCs w:val="24"/>
+            </w:rPr>
+            <w:fldChar w:fldCharType="begin"/>
+          </w:r>
+          <w:r>
+            <w:rPr>
+              <w:rFonts w:hint="eastAsia" w:ascii="宋体" w:hAnsi="宋体" w:eastAsia="宋体" w:cs="宋体"/>
+              <w:szCs w:val="24"/>
+            </w:rPr>
+            <w:instrText xml:space="preserve"> HYPERLINK \l _Toc25375 </w:instrText>
+          </w:r>
+          <w:r>
+            <w:rPr>
+              <w:rFonts w:hint="eastAsia" w:ascii="宋体" w:hAnsi="宋体" w:eastAsia="宋体" w:cs="宋体"/>
+              <w:szCs w:val="24"/>
+            </w:rPr>
+            <w:fldChar w:fldCharType="separate"/>
+          </w:r>
+          <w:r>
+            <w:rPr>
+              <w:rFonts w:hint="default"/>
+              <w:lang w:val="en-US" w:eastAsia="zh-CN"/>
+            </w:rPr>
+            <w:t xml:space="preserve">2.2. </w:t>
+          </w:r>
+          <w:r>
+            <w:rPr>
+              <w:rFonts w:hint="eastAsia"/>
+              <w:lang w:val="en-US" w:eastAsia="zh-CN"/>
+            </w:rPr>
+            <w:t>风险可控原则</w:t>
+          </w:r>
+          <w:r>
+            <w:tab/>
+          </w:r>
+          <w:r>
+            <w:fldChar w:fldCharType="begin"/>
+          </w:r>
+          <w:r>
+            <w:instrText xml:space="preserve"> PAGEREF _Toc25375 \h </w:instrText>
+          </w:r>
+          <w:r>
+            <w:fldChar w:fldCharType="separate"/>
+          </w:r>
+          <w:r>
+            <w:t>5</w:t>
+          </w:r>
+          <w:r>
+            <w:fldChar w:fldCharType="end"/>
+          </w:r>
+          <w:r>
+            <w:rPr>
+              <w:rFonts w:hint="eastAsia" w:ascii="宋体" w:hAnsi="宋体" w:eastAsia="宋体" w:cs="宋体"/>
+              <w:szCs w:val="24"/>
+            </w:rPr>
+            <w:fldChar w:fldCharType="end"/>
+          </w:r>
+        </w:p>
+        <w:p>
+          <w:pPr>
+            <w:pStyle w:val="25"/>
+            <w:tabs>
+              <w:tab w:val="right" w:leader="dot" w:pos="8306"/>
+            </w:tabs>
+          </w:pPr>
+          <w:r>
+            <w:rPr>
+              <w:rFonts w:hint="eastAsia" w:ascii="宋体" w:hAnsi="宋体" w:eastAsia="宋体" w:cs="宋体"/>
+              <w:szCs w:val="24"/>
+            </w:rPr>
+            <w:fldChar w:fldCharType="begin"/>
+          </w:r>
+          <w:r>
+            <w:rPr>
+              <w:rFonts w:hint="eastAsia" w:ascii="宋体" w:hAnsi="宋体" w:eastAsia="宋体" w:cs="宋体"/>
+              <w:szCs w:val="24"/>
+            </w:rPr>
+            <w:instrText xml:space="preserve"> HYPERLINK \l _Toc18021 </w:instrText>
+          </w:r>
+          <w:r>
+            <w:rPr>
+              <w:rFonts w:hint="eastAsia" w:ascii="宋体" w:hAnsi="宋体" w:eastAsia="宋体" w:cs="宋体"/>
+              <w:szCs w:val="24"/>
+            </w:rPr>
+            <w:fldChar w:fldCharType="separate"/>
+          </w:r>
+          <w:r>
+            <w:rPr>
+              <w:rFonts w:hint="default"/>
+              <w:lang w:val="en-US" w:eastAsia="zh-CN"/>
+            </w:rPr>
+            <w:t xml:space="preserve">2.3. </w:t>
+          </w:r>
+          <w:r>
+            <w:rPr>
+              <w:rFonts w:hint="eastAsia"/>
+              <w:lang w:val="en-US" w:eastAsia="zh-CN"/>
+            </w:rPr>
+            <w:t>分类分级原则</w:t>
+          </w:r>
+          <w:r>
+            <w:tab/>
+          </w:r>
+          <w:r>
+            <w:fldChar w:fldCharType="begin"/>
+          </w:r>
+          <w:r>
+            <w:instrText xml:space="preserve"> PAGEREF _Toc18021 \h </w:instrText>
           </w:r>
           <w:r>
             <w:fldChar w:fldCharType="separate"/>
@@ -1706,7 +1918,7 @@
               <w:rFonts w:hint="eastAsia" w:ascii="宋体" w:hAnsi="宋体" w:eastAsia="宋体" w:cs="宋体"/>
               <w:szCs w:val="24"/>
             </w:rPr>
-            <w:instrText xml:space="preserve"> HYPERLINK \l _Toc12339 </w:instrText>
+            <w:instrText xml:space="preserve"> HYPERLINK \l _Toc25824 </w:instrText>
           </w:r>
           <w:r>
             <w:rPr>
@@ -1738,7 +1950,7 @@
             <w:fldChar w:fldCharType="begin"/>
           </w:r>
           <w:r>
-            <w:instrText xml:space="preserve"> PAGEREF _Toc12339 \h </w:instrText>
+            <w:instrText xml:space="preserve"> PAGEREF _Toc25824 \h </w:instrText>
           </w:r>
           <w:r>
             <w:fldChar w:fldCharType="separate"/>
@@ -1776,7 +1988,7 @@
               <w:rFonts w:hint="eastAsia" w:ascii="宋体" w:hAnsi="宋体" w:eastAsia="宋体" w:cs="宋体"/>
               <w:szCs w:val="24"/>
             </w:rPr>
-            <w:instrText xml:space="preserve"> HYPERLINK \l _Toc24408 </w:instrText>
+            <w:instrText xml:space="preserve"> HYPERLINK \l _Toc14712 </w:instrText>
           </w:r>
           <w:r>
             <w:rPr>
@@ -1806,13 +2018,13 @@
             <w:fldChar w:fldCharType="begin"/>
           </w:r>
           <w:r>
-            <w:instrText xml:space="preserve"> PAGEREF _Toc24408 \h </w:instrText>
-          </w:r>
-          <w:r>
-            <w:fldChar w:fldCharType="separate"/>
-          </w:r>
-          <w:r>
-            <w:t>5</w:t>
+            <w:instrText xml:space="preserve"> PAGEREF _Toc14712 \h </w:instrText>
+          </w:r>
+          <w:r>
+            <w:fldChar w:fldCharType="separate"/>
+          </w:r>
+          <w:r>
+            <w:t>6</w:t>
           </w:r>
           <w:r>
             <w:fldChar w:fldCharType="end"/>
@@ -1844,7 +2056,7 @@
               <w:rFonts w:hint="eastAsia" w:ascii="宋体" w:hAnsi="宋体" w:eastAsia="宋体" w:cs="宋体"/>
               <w:szCs w:val="24"/>
             </w:rPr>
-            <w:instrText xml:space="preserve"> HYPERLINK \l _Toc4129 </w:instrText>
+            <w:instrText xml:space="preserve"> HYPERLINK \l _Toc20680 </w:instrText>
           </w:r>
           <w:r>
             <w:rPr>
@@ -1874,13 +2086,13 @@
             <w:fldChar w:fldCharType="begin"/>
           </w:r>
           <w:r>
-            <w:instrText xml:space="preserve"> PAGEREF _Toc4129 \h </w:instrText>
-          </w:r>
-          <w:r>
-            <w:fldChar w:fldCharType="separate"/>
-          </w:r>
-          <w:r>
-            <w:t>5</w:t>
+            <w:instrText xml:space="preserve"> PAGEREF _Toc20680 \h </w:instrText>
+          </w:r>
+          <w:r>
+            <w:fldChar w:fldCharType="separate"/>
+          </w:r>
+          <w:r>
+            <w:t>6</w:t>
           </w:r>
           <w:r>
             <w:fldChar w:fldCharType="end"/>
@@ -1912,7 +2124,7 @@
               <w:rFonts w:hint="eastAsia" w:ascii="宋体" w:hAnsi="宋体" w:eastAsia="宋体" w:cs="宋体"/>
               <w:szCs w:val="24"/>
             </w:rPr>
-            <w:instrText xml:space="preserve"> HYPERLINK \l _Toc29066 </w:instrText>
+            <w:instrText xml:space="preserve"> HYPERLINK \l _Toc7164 </w:instrText>
           </w:r>
           <w:r>
             <w:rPr>
@@ -1942,13 +2154,13 @@
             <w:fldChar w:fldCharType="begin"/>
           </w:r>
           <w:r>
-            <w:instrText xml:space="preserve"> PAGEREF _Toc29066 \h </w:instrText>
-          </w:r>
-          <w:r>
-            <w:fldChar w:fldCharType="separate"/>
-          </w:r>
-          <w:r>
-            <w:t>5</w:t>
+            <w:instrText xml:space="preserve"> PAGEREF _Toc7164 \h </w:instrText>
+          </w:r>
+          <w:r>
+            <w:fldChar w:fldCharType="separate"/>
+          </w:r>
+          <w:r>
+            <w:t>6</w:t>
           </w:r>
           <w:r>
             <w:fldChar w:fldCharType="end"/>
@@ -1980,7 +2192,7 @@
               <w:rFonts w:hint="eastAsia" w:ascii="宋体" w:hAnsi="宋体" w:eastAsia="宋体" w:cs="宋体"/>
               <w:szCs w:val="24"/>
             </w:rPr>
-            <w:instrText xml:space="preserve"> HYPERLINK \l _Toc9903 </w:instrText>
+            <w:instrText xml:space="preserve"> HYPERLINK \l _Toc21926 </w:instrText>
           </w:r>
           <w:r>
             <w:rPr>
@@ -2010,13 +2222,13 @@
             <w:fldChar w:fldCharType="begin"/>
           </w:r>
           <w:r>
-            <w:instrText xml:space="preserve"> PAGEREF _Toc9903 \h </w:instrText>
-          </w:r>
-          <w:r>
-            <w:fldChar w:fldCharType="separate"/>
-          </w:r>
-          <w:r>
-            <w:t>6</w:t>
+            <w:instrText xml:space="preserve"> PAGEREF _Toc21926 \h </w:instrText>
+          </w:r>
+          <w:r>
+            <w:fldChar w:fldCharType="separate"/>
+          </w:r>
+          <w:r>
+            <w:t>7</w:t>
           </w:r>
           <w:r>
             <w:fldChar w:fldCharType="end"/>
@@ -2048,7 +2260,7 @@
               <w:rFonts w:hint="eastAsia" w:ascii="宋体" w:hAnsi="宋体" w:eastAsia="宋体" w:cs="宋体"/>
               <w:szCs w:val="24"/>
             </w:rPr>
-            <w:instrText xml:space="preserve"> HYPERLINK \l _Toc7441 </w:instrText>
+            <w:instrText xml:space="preserve"> HYPERLINK \l _Toc10953 </w:instrText>
           </w:r>
           <w:r>
             <w:rPr>
@@ -2078,13 +2290,13 @@
             <w:fldChar w:fldCharType="begin"/>
           </w:r>
           <w:r>
-            <w:instrText xml:space="preserve"> PAGEREF _Toc7441 \h </w:instrText>
-          </w:r>
-          <w:r>
-            <w:fldChar w:fldCharType="separate"/>
-          </w:r>
-          <w:r>
-            <w:t>6</w:t>
+            <w:instrText xml:space="preserve"> PAGEREF _Toc10953 \h </w:instrText>
+          </w:r>
+          <w:r>
+            <w:fldChar w:fldCharType="separate"/>
+          </w:r>
+          <w:r>
+            <w:t>7</w:t>
           </w:r>
           <w:r>
             <w:fldChar w:fldCharType="end"/>
@@ -2116,7 +2328,7 @@
               <w:rFonts w:hint="eastAsia" w:ascii="宋体" w:hAnsi="宋体" w:eastAsia="宋体" w:cs="宋体"/>
               <w:szCs w:val="24"/>
             </w:rPr>
-            <w:instrText xml:space="preserve"> HYPERLINK \l _Toc21160 </w:instrText>
+            <w:instrText xml:space="preserve"> HYPERLINK \l _Toc26918 </w:instrText>
           </w:r>
           <w:r>
             <w:rPr>
@@ -2138,13 +2350,13 @@
             <w:fldChar w:fldCharType="begin"/>
           </w:r>
           <w:r>
-            <w:instrText xml:space="preserve"> PAGEREF _Toc21160 \h </w:instrText>
-          </w:r>
-          <w:r>
-            <w:fldChar w:fldCharType="separate"/>
-          </w:r>
-          <w:r>
-            <w:t>6</w:t>
+            <w:instrText xml:space="preserve"> PAGEREF _Toc26918 \h </w:instrText>
+          </w:r>
+          <w:r>
+            <w:fldChar w:fldCharType="separate"/>
+          </w:r>
+          <w:r>
+            <w:t>7</w:t>
           </w:r>
           <w:r>
             <w:fldChar w:fldCharType="end"/>
@@ -2176,7 +2388,7 @@
               <w:rFonts w:hint="eastAsia" w:ascii="宋体" w:hAnsi="宋体" w:eastAsia="宋体" w:cs="宋体"/>
               <w:szCs w:val="24"/>
             </w:rPr>
-            <w:instrText xml:space="preserve"> HYPERLINK \l _Toc6428 </w:instrText>
+            <w:instrText xml:space="preserve"> HYPERLINK \l _Toc26670 </w:instrText>
           </w:r>
           <w:r>
             <w:rPr>
@@ -2198,13 +2410,13 @@
             <w:fldChar w:fldCharType="begin"/>
           </w:r>
           <w:r>
-            <w:instrText xml:space="preserve"> PAGEREF _Toc6428 \h </w:instrText>
-          </w:r>
-          <w:r>
-            <w:fldChar w:fldCharType="separate"/>
-          </w:r>
-          <w:r>
-            <w:t>6</w:t>
+            <w:instrText xml:space="preserve"> PAGEREF _Toc26670 \h </w:instrText>
+          </w:r>
+          <w:r>
+            <w:fldChar w:fldCharType="separate"/>
+          </w:r>
+          <w:r>
+            <w:t>7</w:t>
           </w:r>
           <w:r>
             <w:fldChar w:fldCharType="end"/>
@@ -2236,7 +2448,7 @@
               <w:rFonts w:hint="eastAsia" w:ascii="宋体" w:hAnsi="宋体" w:eastAsia="宋体" w:cs="宋体"/>
               <w:szCs w:val="24"/>
             </w:rPr>
-            <w:instrText xml:space="preserve"> HYPERLINK \l _Toc15305 </w:instrText>
+            <w:instrText xml:space="preserve"> HYPERLINK \l _Toc8814 </w:instrText>
           </w:r>
           <w:r>
             <w:rPr>
@@ -2258,13 +2470,13 @@
             <w:fldChar w:fldCharType="begin"/>
           </w:r>
           <w:r>
-            <w:instrText xml:space="preserve"> PAGEREF _Toc15305 \h </w:instrText>
-          </w:r>
-          <w:r>
-            <w:fldChar w:fldCharType="separate"/>
-          </w:r>
-          <w:r>
-            <w:t>7</w:t>
+            <w:instrText xml:space="preserve"> PAGEREF _Toc8814 \h </w:instrText>
+          </w:r>
+          <w:r>
+            <w:fldChar w:fldCharType="separate"/>
+          </w:r>
+          <w:r>
+            <w:t>8</w:t>
           </w:r>
           <w:r>
             <w:fldChar w:fldCharType="end"/>
@@ -2296,7 +2508,7 @@
               <w:rFonts w:hint="eastAsia" w:ascii="宋体" w:hAnsi="宋体" w:eastAsia="宋体" w:cs="宋体"/>
               <w:szCs w:val="24"/>
             </w:rPr>
-            <w:instrText xml:space="preserve"> HYPERLINK \l _Toc11924 </w:instrText>
+            <w:instrText xml:space="preserve"> HYPERLINK \l _Toc23704 </w:instrText>
           </w:r>
           <w:r>
             <w:rPr>
@@ -2318,13 +2530,13 @@
             <w:fldChar w:fldCharType="begin"/>
           </w:r>
           <w:r>
-            <w:instrText xml:space="preserve"> PAGEREF _Toc11924 \h </w:instrText>
-          </w:r>
-          <w:r>
-            <w:fldChar w:fldCharType="separate"/>
-          </w:r>
-          <w:r>
-            <w:t>7</w:t>
+            <w:instrText xml:space="preserve"> PAGEREF _Toc23704 \h </w:instrText>
+          </w:r>
+          <w:r>
+            <w:fldChar w:fldCharType="separate"/>
+          </w:r>
+          <w:r>
+            <w:t>8</w:t>
           </w:r>
           <w:r>
             <w:fldChar w:fldCharType="end"/>
@@ -2356,7 +2568,7 @@
               <w:rFonts w:hint="eastAsia" w:ascii="宋体" w:hAnsi="宋体" w:eastAsia="宋体" w:cs="宋体"/>
               <w:szCs w:val="24"/>
             </w:rPr>
-            <w:instrText xml:space="preserve"> HYPERLINK \l _Toc20209 </w:instrText>
+            <w:instrText xml:space="preserve"> HYPERLINK \l _Toc1672 </w:instrText>
           </w:r>
           <w:r>
             <w:rPr>
@@ -2378,13 +2590,13 @@
             <w:fldChar w:fldCharType="begin"/>
           </w:r>
           <w:r>
-            <w:instrText xml:space="preserve"> PAGEREF _Toc20209 \h </w:instrText>
-          </w:r>
-          <w:r>
-            <w:fldChar w:fldCharType="separate"/>
-          </w:r>
-          <w:r>
-            <w:t>7</w:t>
+            <w:instrText xml:space="preserve"> PAGEREF _Toc1672 \h </w:instrText>
+          </w:r>
+          <w:r>
+            <w:fldChar w:fldCharType="separate"/>
+          </w:r>
+          <w:r>
+            <w:t>8</w:t>
           </w:r>
           <w:r>
             <w:fldChar w:fldCharType="end"/>
@@ -2416,7 +2628,7 @@
               <w:rFonts w:hint="eastAsia" w:ascii="宋体" w:hAnsi="宋体" w:eastAsia="宋体" w:cs="宋体"/>
               <w:szCs w:val="24"/>
             </w:rPr>
-            <w:instrText xml:space="preserve"> HYPERLINK \l _Toc10254 </w:instrText>
+            <w:instrText xml:space="preserve"> HYPERLINK \l _Toc1499 </w:instrText>
           </w:r>
           <w:r>
             <w:rPr>
@@ -2438,13 +2650,13 @@
             <w:fldChar w:fldCharType="begin"/>
           </w:r>
           <w:r>
-            <w:instrText xml:space="preserve"> PAGEREF _Toc10254 \h </w:instrText>
-          </w:r>
-          <w:r>
-            <w:fldChar w:fldCharType="separate"/>
-          </w:r>
-          <w:r>
-            <w:t>7</w:t>
+            <w:instrText xml:space="preserve"> PAGEREF _Toc1499 \h </w:instrText>
+          </w:r>
+          <w:r>
+            <w:fldChar w:fldCharType="separate"/>
+          </w:r>
+          <w:r>
+            <w:t>8</w:t>
           </w:r>
           <w:r>
             <w:fldChar w:fldCharType="end"/>
@@ -2476,7 +2688,7 @@
               <w:rFonts w:hint="eastAsia" w:ascii="宋体" w:hAnsi="宋体" w:eastAsia="宋体" w:cs="宋体"/>
               <w:szCs w:val="24"/>
             </w:rPr>
-            <w:instrText xml:space="preserve"> HYPERLINK \l _Toc16584 </w:instrText>
+            <w:instrText xml:space="preserve"> HYPERLINK \l _Toc15657 </w:instrText>
           </w:r>
           <w:r>
             <w:rPr>
@@ -2506,13 +2718,13 @@
             <w:fldChar w:fldCharType="begin"/>
           </w:r>
           <w:r>
-            <w:instrText xml:space="preserve"> PAGEREF _Toc16584 \h </w:instrText>
-          </w:r>
-          <w:r>
-            <w:fldChar w:fldCharType="separate"/>
-          </w:r>
-          <w:r>
-            <w:t>7</w:t>
+            <w:instrText xml:space="preserve"> PAGEREF _Toc15657 \h </w:instrText>
+          </w:r>
+          <w:r>
+            <w:fldChar w:fldCharType="separate"/>
+          </w:r>
+          <w:r>
+            <w:t>8</w:t>
           </w:r>
           <w:r>
             <w:fldChar w:fldCharType="end"/>
@@ -2544,7 +2756,7 @@
               <w:rFonts w:hint="eastAsia" w:ascii="宋体" w:hAnsi="宋体" w:eastAsia="宋体" w:cs="宋体"/>
               <w:szCs w:val="24"/>
             </w:rPr>
-            <w:instrText xml:space="preserve"> HYPERLINK \l _Toc21078 </w:instrText>
+            <w:instrText xml:space="preserve"> HYPERLINK \l _Toc12639 </w:instrText>
           </w:r>
           <w:r>
             <w:rPr>
@@ -2566,13 +2778,13 @@
             <w:fldChar w:fldCharType="begin"/>
           </w:r>
           <w:r>
-            <w:instrText xml:space="preserve"> PAGEREF _Toc21078 \h </w:instrText>
-          </w:r>
-          <w:r>
-            <w:fldChar w:fldCharType="separate"/>
-          </w:r>
-          <w:r>
-            <w:t>8</w:t>
+            <w:instrText xml:space="preserve"> PAGEREF _Toc12639 \h </w:instrText>
+          </w:r>
+          <w:r>
+            <w:fldChar w:fldCharType="separate"/>
+          </w:r>
+          <w:r>
+            <w:t>9</w:t>
           </w:r>
           <w:r>
             <w:fldChar w:fldCharType="end"/>
@@ -2604,7 +2816,7 @@
               <w:rFonts w:hint="eastAsia" w:ascii="宋体" w:hAnsi="宋体" w:eastAsia="宋体" w:cs="宋体"/>
               <w:szCs w:val="24"/>
             </w:rPr>
-            <w:instrText xml:space="preserve"> HYPERLINK \l _Toc29353 </w:instrText>
+            <w:instrText xml:space="preserve"> HYPERLINK \l _Toc6288 </w:instrText>
           </w:r>
           <w:r>
             <w:rPr>
@@ -2626,13 +2838,13 @@
             <w:fldChar w:fldCharType="begin"/>
           </w:r>
           <w:r>
-            <w:instrText xml:space="preserve"> PAGEREF _Toc29353 \h </w:instrText>
-          </w:r>
-          <w:r>
-            <w:fldChar w:fldCharType="separate"/>
-          </w:r>
-          <w:r>
-            <w:t>8</w:t>
+            <w:instrText xml:space="preserve"> PAGEREF _Toc6288 \h </w:instrText>
+          </w:r>
+          <w:r>
+            <w:fldChar w:fldCharType="separate"/>
+          </w:r>
+          <w:r>
+            <w:t>9</w:t>
           </w:r>
           <w:r>
             <w:fldChar w:fldCharType="end"/>
@@ -2664,7 +2876,7 @@
               <w:rFonts w:hint="eastAsia" w:ascii="宋体" w:hAnsi="宋体" w:eastAsia="宋体" w:cs="宋体"/>
               <w:szCs w:val="24"/>
             </w:rPr>
-            <w:instrText xml:space="preserve"> HYPERLINK \l _Toc6703 </w:instrText>
+            <w:instrText xml:space="preserve"> HYPERLINK \l _Toc8435 </w:instrText>
           </w:r>
           <w:r>
             <w:rPr>
@@ -2686,13 +2898,13 @@
             <w:fldChar w:fldCharType="begin"/>
           </w:r>
           <w:r>
-            <w:instrText xml:space="preserve"> PAGEREF _Toc6703 \h </w:instrText>
-          </w:r>
-          <w:r>
-            <w:fldChar w:fldCharType="separate"/>
-          </w:r>
-          <w:r>
-            <w:t>8</w:t>
+            <w:instrText xml:space="preserve"> PAGEREF _Toc8435 \h </w:instrText>
+          </w:r>
+          <w:r>
+            <w:fldChar w:fldCharType="separate"/>
+          </w:r>
+          <w:r>
+            <w:t>9</w:t>
           </w:r>
           <w:r>
             <w:fldChar w:fldCharType="end"/>
@@ -2724,7 +2936,7 @@
               <w:rFonts w:hint="eastAsia" w:ascii="宋体" w:hAnsi="宋体" w:eastAsia="宋体" w:cs="宋体"/>
               <w:szCs w:val="24"/>
             </w:rPr>
-            <w:instrText xml:space="preserve"> HYPERLINK \l _Toc13264 </w:instrText>
+            <w:instrText xml:space="preserve"> HYPERLINK \l _Toc29082 </w:instrText>
           </w:r>
           <w:r>
             <w:rPr>
@@ -2754,13 +2966,13 @@
             <w:fldChar w:fldCharType="begin"/>
           </w:r>
           <w:r>
-            <w:instrText xml:space="preserve"> PAGEREF _Toc13264 \h </w:instrText>
-          </w:r>
-          <w:r>
-            <w:fldChar w:fldCharType="separate"/>
-          </w:r>
-          <w:r>
-            <w:t>8</w:t>
+            <w:instrText xml:space="preserve"> PAGEREF _Toc29082 \h </w:instrText>
+          </w:r>
+          <w:r>
+            <w:fldChar w:fldCharType="separate"/>
+          </w:r>
+          <w:r>
+            <w:t>9</w:t>
           </w:r>
           <w:r>
             <w:fldChar w:fldCharType="end"/>
@@ -2792,7 +3004,7 @@
               <w:rFonts w:hint="eastAsia" w:ascii="宋体" w:hAnsi="宋体" w:eastAsia="宋体" w:cs="宋体"/>
               <w:szCs w:val="24"/>
             </w:rPr>
-            <w:instrText xml:space="preserve"> HYPERLINK \l _Toc31040 </w:instrText>
+            <w:instrText xml:space="preserve"> HYPERLINK \l _Toc5921 </w:instrText>
           </w:r>
           <w:r>
             <w:rPr>
@@ -2814,13 +3026,13 @@
             <w:fldChar w:fldCharType="begin"/>
           </w:r>
           <w:r>
-            <w:instrText xml:space="preserve"> PAGEREF _Toc31040 \h </w:instrText>
-          </w:r>
-          <w:r>
-            <w:fldChar w:fldCharType="separate"/>
-          </w:r>
-          <w:r>
-            <w:t>9</w:t>
+            <w:instrText xml:space="preserve"> PAGEREF _Toc5921 \h </w:instrText>
+          </w:r>
+          <w:r>
+            <w:fldChar w:fldCharType="separate"/>
+          </w:r>
+          <w:r>
+            <w:t>10</w:t>
           </w:r>
           <w:r>
             <w:fldChar w:fldCharType="end"/>
@@ -2852,7 +3064,7 @@
               <w:rFonts w:hint="eastAsia" w:ascii="宋体" w:hAnsi="宋体" w:eastAsia="宋体" w:cs="宋体"/>
               <w:szCs w:val="24"/>
             </w:rPr>
-            <w:instrText xml:space="preserve"> HYPERLINK \l _Toc26917 </w:instrText>
+            <w:instrText xml:space="preserve"> HYPERLINK \l _Toc8513 </w:instrText>
           </w:r>
           <w:r>
             <w:rPr>
@@ -2874,13 +3086,13 @@
             <w:fldChar w:fldCharType="begin"/>
           </w:r>
           <w:r>
-            <w:instrText xml:space="preserve"> PAGEREF _Toc26917 \h </w:instrText>
-          </w:r>
-          <w:r>
-            <w:fldChar w:fldCharType="separate"/>
-          </w:r>
-          <w:r>
-            <w:t>9</w:t>
+            <w:instrText xml:space="preserve"> PAGEREF _Toc8513 \h </w:instrText>
+          </w:r>
+          <w:r>
+            <w:fldChar w:fldCharType="separate"/>
+          </w:r>
+          <w:r>
+            <w:t>10</w:t>
           </w:r>
           <w:r>
             <w:fldChar w:fldCharType="end"/>
@@ -2912,7 +3124,7 @@
               <w:rFonts w:hint="eastAsia" w:ascii="宋体" w:hAnsi="宋体" w:eastAsia="宋体" w:cs="宋体"/>
               <w:szCs w:val="24"/>
             </w:rPr>
-            <w:instrText xml:space="preserve"> HYPERLINK \l _Toc13129 </w:instrText>
+            <w:instrText xml:space="preserve"> HYPERLINK \l _Toc3894 </w:instrText>
           </w:r>
           <w:r>
             <w:rPr>
@@ -2934,13 +3146,13 @@
             <w:fldChar w:fldCharType="begin"/>
           </w:r>
           <w:r>
-            <w:instrText xml:space="preserve"> PAGEREF _Toc13129 \h </w:instrText>
-          </w:r>
-          <w:r>
-            <w:fldChar w:fldCharType="separate"/>
-          </w:r>
-          <w:r>
-            <w:t>9</w:t>
+            <w:instrText xml:space="preserve"> PAGEREF _Toc3894 \h </w:instrText>
+          </w:r>
+          <w:r>
+            <w:fldChar w:fldCharType="separate"/>
+          </w:r>
+          <w:r>
+            <w:t>10</w:t>
           </w:r>
           <w:r>
             <w:fldChar w:fldCharType="end"/>
@@ -2972,7 +3184,7 @@
               <w:rFonts w:hint="eastAsia" w:ascii="宋体" w:hAnsi="宋体" w:eastAsia="宋体" w:cs="宋体"/>
               <w:szCs w:val="24"/>
             </w:rPr>
-            <w:instrText xml:space="preserve"> HYPERLINK \l _Toc14354 </w:instrText>
+            <w:instrText xml:space="preserve"> HYPERLINK \l _Toc27406 </w:instrText>
           </w:r>
           <w:r>
             <w:rPr>
@@ -2994,13 +3206,13 @@
             <w:fldChar w:fldCharType="begin"/>
           </w:r>
           <w:r>
-            <w:instrText xml:space="preserve"> PAGEREF _Toc14354 \h </w:instrText>
-          </w:r>
-          <w:r>
-            <w:fldChar w:fldCharType="separate"/>
-          </w:r>
-          <w:r>
-            <w:t>9</w:t>
+            <w:instrText xml:space="preserve"> PAGEREF _Toc27406 \h </w:instrText>
+          </w:r>
+          <w:r>
+            <w:fldChar w:fldCharType="separate"/>
+          </w:r>
+          <w:r>
+            <w:t>10</w:t>
           </w:r>
           <w:r>
             <w:fldChar w:fldCharType="end"/>
@@ -3032,7 +3244,7 @@
               <w:rFonts w:hint="eastAsia" w:ascii="宋体" w:hAnsi="宋体" w:eastAsia="宋体" w:cs="宋体"/>
               <w:szCs w:val="24"/>
             </w:rPr>
-            <w:instrText xml:space="preserve"> HYPERLINK \l _Toc11791 </w:instrText>
+            <w:instrText xml:space="preserve"> HYPERLINK \l _Toc18001 </w:instrText>
           </w:r>
           <w:r>
             <w:rPr>
@@ -3054,13 +3266,13 @@
             <w:fldChar w:fldCharType="begin"/>
           </w:r>
           <w:r>
-            <w:instrText xml:space="preserve"> PAGEREF _Toc11791 \h </w:instrText>
-          </w:r>
-          <w:r>
-            <w:fldChar w:fldCharType="separate"/>
-          </w:r>
-          <w:r>
-            <w:t>9</w:t>
+            <w:instrText xml:space="preserve"> PAGEREF _Toc18001 \h </w:instrText>
+          </w:r>
+          <w:r>
+            <w:fldChar w:fldCharType="separate"/>
+          </w:r>
+          <w:r>
+            <w:t>10</w:t>
           </w:r>
           <w:r>
             <w:fldChar w:fldCharType="end"/>
@@ -3092,7 +3304,7 @@
               <w:rFonts w:hint="eastAsia" w:ascii="宋体" w:hAnsi="宋体" w:eastAsia="宋体" w:cs="宋体"/>
               <w:szCs w:val="24"/>
             </w:rPr>
-            <w:instrText xml:space="preserve"> HYPERLINK \l _Toc30015 </w:instrText>
+            <w:instrText xml:space="preserve"> HYPERLINK \l _Toc2136 </w:instrText>
           </w:r>
           <w:r>
             <w:rPr>
@@ -3122,13 +3334,13 @@
             <w:fldChar w:fldCharType="begin"/>
           </w:r>
           <w:r>
-            <w:instrText xml:space="preserve"> PAGEREF _Toc30015 \h </w:instrText>
-          </w:r>
-          <w:r>
-            <w:fldChar w:fldCharType="separate"/>
-          </w:r>
-          <w:r>
-            <w:t>10</w:t>
+            <w:instrText xml:space="preserve"> PAGEREF _Toc2136 \h </w:instrText>
+          </w:r>
+          <w:r>
+            <w:fldChar w:fldCharType="separate"/>
+          </w:r>
+          <w:r>
+            <w:t>11</w:t>
           </w:r>
           <w:r>
             <w:fldChar w:fldCharType="end"/>
@@ -3160,7 +3372,7 @@
               <w:rFonts w:hint="eastAsia" w:ascii="宋体" w:hAnsi="宋体" w:eastAsia="宋体" w:cs="宋体"/>
               <w:szCs w:val="24"/>
             </w:rPr>
-            <w:instrText xml:space="preserve"> HYPERLINK \l _Toc16806 </w:instrText>
+            <w:instrText xml:space="preserve"> HYPERLINK \l _Toc9790 </w:instrText>
           </w:r>
           <w:r>
             <w:rPr>
@@ -3182,13 +3394,13 @@
             <w:fldChar w:fldCharType="begin"/>
           </w:r>
           <w:r>
-            <w:instrText xml:space="preserve"> PAGEREF _Toc16806 \h </w:instrText>
-          </w:r>
-          <w:r>
-            <w:fldChar w:fldCharType="separate"/>
-          </w:r>
-          <w:r>
-            <w:t>10</w:t>
+            <w:instrText xml:space="preserve"> PAGEREF _Toc9790 \h </w:instrText>
+          </w:r>
+          <w:r>
+            <w:fldChar w:fldCharType="separate"/>
+          </w:r>
+          <w:r>
+            <w:t>11</w:t>
           </w:r>
           <w:r>
             <w:fldChar w:fldCharType="end"/>
@@ -3220,7 +3432,7 @@
               <w:rFonts w:hint="eastAsia" w:ascii="宋体" w:hAnsi="宋体" w:eastAsia="宋体" w:cs="宋体"/>
               <w:szCs w:val="24"/>
             </w:rPr>
-            <w:instrText xml:space="preserve"> HYPERLINK \l _Toc24127 </w:instrText>
+            <w:instrText xml:space="preserve"> HYPERLINK \l _Toc16967 </w:instrText>
           </w:r>
           <w:r>
             <w:rPr>
@@ -3250,13 +3462,13 @@
             <w:fldChar w:fldCharType="begin"/>
           </w:r>
           <w:r>
-            <w:instrText xml:space="preserve"> PAGEREF _Toc24127 \h </w:instrText>
-          </w:r>
-          <w:r>
-            <w:fldChar w:fldCharType="separate"/>
-          </w:r>
-          <w:r>
-            <w:t>10</w:t>
+            <w:instrText xml:space="preserve"> PAGEREF _Toc16967 \h </w:instrText>
+          </w:r>
+          <w:r>
+            <w:fldChar w:fldCharType="separate"/>
+          </w:r>
+          <w:r>
+            <w:t>11</w:t>
           </w:r>
           <w:r>
             <w:fldChar w:fldCharType="end"/>
@@ -3288,7 +3500,7 @@
               <w:rFonts w:hint="eastAsia" w:ascii="宋体" w:hAnsi="宋体" w:eastAsia="宋体" w:cs="宋体"/>
               <w:szCs w:val="24"/>
             </w:rPr>
-            <w:instrText xml:space="preserve"> HYPERLINK \l _Toc3067 </w:instrText>
+            <w:instrText xml:space="preserve"> HYPERLINK \l _Toc26607 </w:instrText>
           </w:r>
           <w:r>
             <w:rPr>
@@ -3310,13 +3522,13 @@
             <w:fldChar w:fldCharType="begin"/>
           </w:r>
           <w:r>
-            <w:instrText xml:space="preserve"> PAGEREF _Toc3067 \h </w:instrText>
-          </w:r>
-          <w:r>
-            <w:fldChar w:fldCharType="separate"/>
-          </w:r>
-          <w:r>
-            <w:t>10</w:t>
+            <w:instrText xml:space="preserve"> PAGEREF _Toc26607 \h </w:instrText>
+          </w:r>
+          <w:r>
+            <w:fldChar w:fldCharType="separate"/>
+          </w:r>
+          <w:r>
+            <w:t>11</w:t>
           </w:r>
           <w:r>
             <w:fldChar w:fldCharType="end"/>
@@ -3348,7 +3560,7 @@
               <w:rFonts w:hint="eastAsia" w:ascii="宋体" w:hAnsi="宋体" w:eastAsia="宋体" w:cs="宋体"/>
               <w:szCs w:val="24"/>
             </w:rPr>
-            <w:instrText xml:space="preserve"> HYPERLINK \l _Toc7521 </w:instrText>
+            <w:instrText xml:space="preserve"> HYPERLINK \l _Toc14560 </w:instrText>
           </w:r>
           <w:r>
             <w:rPr>
@@ -3370,13 +3582,13 @@
             <w:fldChar w:fldCharType="begin"/>
           </w:r>
           <w:r>
-            <w:instrText xml:space="preserve"> PAGEREF _Toc7521 \h </w:instrText>
-          </w:r>
-          <w:r>
-            <w:fldChar w:fldCharType="separate"/>
-          </w:r>
-          <w:r>
-            <w:t>11</w:t>
+            <w:instrText xml:space="preserve"> PAGEREF _Toc14560 \h </w:instrText>
+          </w:r>
+          <w:r>
+            <w:fldChar w:fldCharType="separate"/>
+          </w:r>
+          <w:r>
+            <w:t>12</w:t>
           </w:r>
           <w:r>
             <w:fldChar w:fldCharType="end"/>
@@ -3408,7 +3620,7 @@
               <w:rFonts w:hint="eastAsia" w:ascii="宋体" w:hAnsi="宋体" w:eastAsia="宋体" w:cs="宋体"/>
               <w:szCs w:val="24"/>
             </w:rPr>
-            <w:instrText xml:space="preserve"> HYPERLINK \l _Toc27090 </w:instrText>
+            <w:instrText xml:space="preserve"> HYPERLINK \l _Toc12992 </w:instrText>
           </w:r>
           <w:r>
             <w:rPr>
@@ -3430,13 +3642,13 @@
             <w:fldChar w:fldCharType="begin"/>
           </w:r>
           <w:r>
-            <w:instrText xml:space="preserve"> PAGEREF _Toc27090 \h </w:instrText>
-          </w:r>
-          <w:r>
-            <w:fldChar w:fldCharType="separate"/>
-          </w:r>
-          <w:r>
-            <w:t>11</w:t>
+            <w:instrText xml:space="preserve"> PAGEREF _Toc12992 \h </w:instrText>
+          </w:r>
+          <w:r>
+            <w:fldChar w:fldCharType="separate"/>
+          </w:r>
+          <w:r>
+            <w:t>12</w:t>
           </w:r>
           <w:r>
             <w:fldChar w:fldCharType="end"/>
@@ -3468,7 +3680,7 @@
               <w:rFonts w:hint="eastAsia" w:ascii="宋体" w:hAnsi="宋体" w:eastAsia="宋体" w:cs="宋体"/>
               <w:szCs w:val="24"/>
             </w:rPr>
-            <w:instrText xml:space="preserve"> HYPERLINK \l _Toc20802 </w:instrText>
+            <w:instrText xml:space="preserve"> HYPERLINK \l _Toc10169 </w:instrText>
           </w:r>
           <w:r>
             <w:rPr>
@@ -3490,13 +3702,13 @@
             <w:fldChar w:fldCharType="begin"/>
           </w:r>
           <w:r>
-            <w:instrText xml:space="preserve"> PAGEREF _Toc20802 \h </w:instrText>
-          </w:r>
-          <w:r>
-            <w:fldChar w:fldCharType="separate"/>
-          </w:r>
-          <w:r>
-            <w:t>11</w:t>
+            <w:instrText xml:space="preserve"> PAGEREF _Toc10169 \h </w:instrText>
+          </w:r>
+          <w:r>
+            <w:fldChar w:fldCharType="separate"/>
+          </w:r>
+          <w:r>
+            <w:t>12</w:t>
           </w:r>
           <w:r>
             <w:fldChar w:fldCharType="end"/>
@@ -3528,7 +3740,7 @@
               <w:rFonts w:hint="eastAsia" w:ascii="宋体" w:hAnsi="宋体" w:eastAsia="宋体" w:cs="宋体"/>
               <w:szCs w:val="24"/>
             </w:rPr>
-            <w:instrText xml:space="preserve"> HYPERLINK \l _Toc2198 </w:instrText>
+            <w:instrText xml:space="preserve"> HYPERLINK \l _Toc26356 </w:instrText>
           </w:r>
           <w:r>
             <w:rPr>
@@ -3550,13 +3762,13 @@
             <w:fldChar w:fldCharType="begin"/>
           </w:r>
           <w:r>
-            <w:instrText xml:space="preserve"> PAGEREF _Toc2198 \h </w:instrText>
-          </w:r>
-          <w:r>
-            <w:fldChar w:fldCharType="separate"/>
-          </w:r>
-          <w:r>
-            <w:t>11</w:t>
+            <w:instrText xml:space="preserve"> PAGEREF _Toc26356 \h </w:instrText>
+          </w:r>
+          <w:r>
+            <w:fldChar w:fldCharType="separate"/>
+          </w:r>
+          <w:r>
+            <w:t>12</w:t>
           </w:r>
           <w:r>
             <w:fldChar w:fldCharType="end"/>
@@ -3588,7 +3800,7 @@
               <w:rFonts w:hint="eastAsia" w:ascii="宋体" w:hAnsi="宋体" w:eastAsia="宋体" w:cs="宋体"/>
               <w:szCs w:val="24"/>
             </w:rPr>
-            <w:instrText xml:space="preserve"> HYPERLINK \l _Toc24031 </w:instrText>
+            <w:instrText xml:space="preserve"> HYPERLINK \l _Toc15617 </w:instrText>
           </w:r>
           <w:r>
             <w:rPr>
@@ -3610,13 +3822,13 @@
             <w:fldChar w:fldCharType="begin"/>
           </w:r>
           <w:r>
-            <w:instrText xml:space="preserve"> PAGEREF _Toc24031 \h </w:instrText>
-          </w:r>
-          <w:r>
-            <w:fldChar w:fldCharType="separate"/>
-          </w:r>
-          <w:r>
-            <w:t>11</w:t>
+            <w:instrText xml:space="preserve"> PAGEREF _Toc15617 \h </w:instrText>
+          </w:r>
+          <w:r>
+            <w:fldChar w:fldCharType="separate"/>
+          </w:r>
+          <w:r>
+            <w:t>12</w:t>
           </w:r>
           <w:r>
             <w:fldChar w:fldCharType="end"/>
@@ -3648,7 +3860,7 @@
               <w:rFonts w:hint="eastAsia" w:ascii="宋体" w:hAnsi="宋体" w:eastAsia="宋体" w:cs="宋体"/>
               <w:szCs w:val="24"/>
             </w:rPr>
-            <w:instrText xml:space="preserve"> HYPERLINK \l _Toc24483 </w:instrText>
+            <w:instrText xml:space="preserve"> HYPERLINK \l _Toc29967 </w:instrText>
           </w:r>
           <w:r>
             <w:rPr>
@@ -3670,13 +3882,13 @@
             <w:fldChar w:fldCharType="begin"/>
           </w:r>
           <w:r>
-            <w:instrText xml:space="preserve"> PAGEREF _Toc24483 \h </w:instrText>
-          </w:r>
-          <w:r>
-            <w:fldChar w:fldCharType="separate"/>
-          </w:r>
-          <w:r>
-            <w:t>11</w:t>
+            <w:instrText xml:space="preserve"> PAGEREF _Toc29967 \h </w:instrText>
+          </w:r>
+          <w:r>
+            <w:fldChar w:fldCharType="separate"/>
+          </w:r>
+          <w:r>
+            <w:t>12</w:t>
           </w:r>
           <w:r>
             <w:fldChar w:fldCharType="end"/>
@@ -3708,7 +3920,7 @@
               <w:rFonts w:hint="eastAsia" w:ascii="宋体" w:hAnsi="宋体" w:eastAsia="宋体" w:cs="宋体"/>
               <w:szCs w:val="24"/>
             </w:rPr>
-            <w:instrText xml:space="preserve"> HYPERLINK \l _Toc15150 </w:instrText>
+            <w:instrText xml:space="preserve"> HYPERLINK \l _Toc32249 </w:instrText>
           </w:r>
           <w:r>
             <w:rPr>
@@ -3730,13 +3942,13 @@
             <w:fldChar w:fldCharType="begin"/>
           </w:r>
           <w:r>
-            <w:instrText xml:space="preserve"> PAGEREF _Toc15150 \h </w:instrText>
-          </w:r>
-          <w:r>
-            <w:fldChar w:fldCharType="separate"/>
-          </w:r>
-          <w:r>
-            <w:t>11</w:t>
+            <w:instrText xml:space="preserve"> PAGEREF _Toc32249 \h </w:instrText>
+          </w:r>
+          <w:r>
+            <w:fldChar w:fldCharType="separate"/>
+          </w:r>
+          <w:r>
+            <w:t>12</w:t>
           </w:r>
           <w:r>
             <w:fldChar w:fldCharType="end"/>
@@ -3768,7 +3980,7 @@
               <w:rFonts w:hint="eastAsia" w:ascii="宋体" w:hAnsi="宋体" w:eastAsia="宋体" w:cs="宋体"/>
               <w:szCs w:val="24"/>
             </w:rPr>
-            <w:instrText xml:space="preserve"> HYPERLINK \l _Toc5368 </w:instrText>
+            <w:instrText xml:space="preserve"> HYPERLINK \l _Toc28912 </w:instrText>
           </w:r>
           <w:r>
             <w:rPr>
@@ -3798,13 +4010,13 @@
             <w:fldChar w:fldCharType="begin"/>
           </w:r>
           <w:r>
-            <w:instrText xml:space="preserve"> PAGEREF _Toc5368 \h </w:instrText>
-          </w:r>
-          <w:r>
-            <w:fldChar w:fldCharType="separate"/>
-          </w:r>
-          <w:r>
-            <w:t>12</w:t>
+            <w:instrText xml:space="preserve"> PAGEREF _Toc28912 \h </w:instrText>
+          </w:r>
+          <w:r>
+            <w:fldChar w:fldCharType="separate"/>
+          </w:r>
+          <w:r>
+            <w:t>13</w:t>
           </w:r>
           <w:r>
             <w:fldChar w:fldCharType="end"/>
@@ -3836,7 +4048,7 @@
               <w:rFonts w:hint="eastAsia" w:ascii="宋体" w:hAnsi="宋体" w:eastAsia="宋体" w:cs="宋体"/>
               <w:szCs w:val="24"/>
             </w:rPr>
-            <w:instrText xml:space="preserve"> HYPERLINK \l _Toc21898 </w:instrText>
+            <w:instrText xml:space="preserve"> HYPERLINK \l _Toc19481 </w:instrText>
           </w:r>
           <w:r>
             <w:rPr>
@@ -3858,13 +4070,13 @@
             <w:fldChar w:fldCharType="begin"/>
           </w:r>
           <w:r>
-            <w:instrText xml:space="preserve"> PAGEREF _Toc21898 \h </w:instrText>
-          </w:r>
-          <w:r>
-            <w:fldChar w:fldCharType="separate"/>
-          </w:r>
-          <w:r>
-            <w:t>12</w:t>
+            <w:instrText xml:space="preserve"> PAGEREF _Toc19481 \h </w:instrText>
+          </w:r>
+          <w:r>
+            <w:fldChar w:fldCharType="separate"/>
+          </w:r>
+          <w:r>
+            <w:t>13</w:t>
           </w:r>
           <w:r>
             <w:fldChar w:fldCharType="end"/>
@@ -3896,7 +4108,7 @@
               <w:rFonts w:hint="eastAsia" w:ascii="宋体" w:hAnsi="宋体" w:eastAsia="宋体" w:cs="宋体"/>
               <w:szCs w:val="24"/>
             </w:rPr>
-            <w:instrText xml:space="preserve"> HYPERLINK \l _Toc12407 </w:instrText>
+            <w:instrText xml:space="preserve"> HYPERLINK \l _Toc18145 </w:instrText>
           </w:r>
           <w:r>
             <w:rPr>
@@ -3926,13 +4138,13 @@
             <w:fldChar w:fldCharType="begin"/>
           </w:r>
           <w:r>
-            <w:instrText xml:space="preserve"> PAGEREF _Toc12407 \h </w:instrText>
-          </w:r>
-          <w:r>
-            <w:fldChar w:fldCharType="separate"/>
-          </w:r>
-          <w:r>
-            <w:t>12</w:t>
+            <w:instrText xml:space="preserve"> PAGEREF _Toc18145 \h </w:instrText>
+          </w:r>
+          <w:r>
+            <w:fldChar w:fldCharType="separate"/>
+          </w:r>
+          <w:r>
+            <w:t>13</w:t>
           </w:r>
           <w:r>
             <w:fldChar w:fldCharType="end"/>
@@ -3964,7 +4176,7 @@
               <w:rFonts w:hint="eastAsia" w:ascii="宋体" w:hAnsi="宋体" w:eastAsia="宋体" w:cs="宋体"/>
               <w:szCs w:val="24"/>
             </w:rPr>
-            <w:instrText xml:space="preserve"> HYPERLINK \l _Toc30325 </w:instrText>
+            <w:instrText xml:space="preserve"> HYPERLINK \l _Toc30834 </w:instrText>
           </w:r>
           <w:r>
             <w:rPr>
@@ -3986,13 +4198,13 @@
             <w:fldChar w:fldCharType="begin"/>
           </w:r>
           <w:r>
-            <w:instrText xml:space="preserve"> PAGEREF _Toc30325 \h </w:instrText>
-          </w:r>
-          <w:r>
-            <w:fldChar w:fldCharType="separate"/>
-          </w:r>
-          <w:r>
-            <w:t>13</w:t>
+            <w:instrText xml:space="preserve"> PAGEREF _Toc30834 \h </w:instrText>
+          </w:r>
+          <w:r>
+            <w:fldChar w:fldCharType="separate"/>
+          </w:r>
+          <w:r>
+            <w:t>14</w:t>
           </w:r>
           <w:r>
             <w:fldChar w:fldCharType="end"/>
@@ -4024,7 +4236,7 @@
               <w:rFonts w:hint="eastAsia" w:ascii="宋体" w:hAnsi="宋体" w:eastAsia="宋体" w:cs="宋体"/>
               <w:szCs w:val="24"/>
             </w:rPr>
-            <w:instrText xml:space="preserve"> HYPERLINK \l _Toc23065 </w:instrText>
+            <w:instrText xml:space="preserve"> HYPERLINK \l _Toc27122 </w:instrText>
           </w:r>
           <w:r>
             <w:rPr>
@@ -4046,13 +4258,13 @@
             <w:fldChar w:fldCharType="begin"/>
           </w:r>
           <w:r>
-            <w:instrText xml:space="preserve"> PAGEREF _Toc23065 \h </w:instrText>
-          </w:r>
-          <w:r>
-            <w:fldChar w:fldCharType="separate"/>
-          </w:r>
-          <w:r>
-            <w:t>13</w:t>
+            <w:instrText xml:space="preserve"> PAGEREF _Toc27122 \h </w:instrText>
+          </w:r>
+          <w:r>
+            <w:fldChar w:fldCharType="separate"/>
+          </w:r>
+          <w:r>
+            <w:t>14</w:t>
           </w:r>
           <w:r>
             <w:fldChar w:fldCharType="end"/>
@@ -4084,7 +4296,7 @@
               <w:rFonts w:hint="eastAsia" w:ascii="宋体" w:hAnsi="宋体" w:eastAsia="宋体" w:cs="宋体"/>
               <w:szCs w:val="24"/>
             </w:rPr>
-            <w:instrText xml:space="preserve"> HYPERLINK \l _Toc8322 </w:instrText>
+            <w:instrText xml:space="preserve"> HYPERLINK \l _Toc32526 </w:instrText>
           </w:r>
           <w:r>
             <w:rPr>
@@ -4106,13 +4318,13 @@
             <w:fldChar w:fldCharType="begin"/>
           </w:r>
           <w:r>
-            <w:instrText xml:space="preserve"> PAGEREF _Toc8322 \h </w:instrText>
-          </w:r>
-          <w:r>
-            <w:fldChar w:fldCharType="separate"/>
-          </w:r>
-          <w:r>
-            <w:t>13</w:t>
+            <w:instrText xml:space="preserve"> PAGEREF _Toc32526 \h </w:instrText>
+          </w:r>
+          <w:r>
+            <w:fldChar w:fldCharType="separate"/>
+          </w:r>
+          <w:r>
+            <w:t>14</w:t>
           </w:r>
           <w:r>
             <w:fldChar w:fldCharType="end"/>
@@ -4144,7 +4356,7 @@
               <w:rFonts w:hint="eastAsia" w:ascii="宋体" w:hAnsi="宋体" w:eastAsia="宋体" w:cs="宋体"/>
               <w:szCs w:val="24"/>
             </w:rPr>
-            <w:instrText xml:space="preserve"> HYPERLINK \l _Toc701 </w:instrText>
+            <w:instrText xml:space="preserve"> HYPERLINK \l _Toc20054 </w:instrText>
           </w:r>
           <w:r>
             <w:rPr>
@@ -4166,13 +4378,13 @@
             <w:fldChar w:fldCharType="begin"/>
           </w:r>
           <w:r>
-            <w:instrText xml:space="preserve"> PAGEREF _Toc701 \h </w:instrText>
-          </w:r>
-          <w:r>
-            <w:fldChar w:fldCharType="separate"/>
-          </w:r>
-          <w:r>
-            <w:t>13</w:t>
+            <w:instrText xml:space="preserve"> PAGEREF _Toc20054 \h </w:instrText>
+          </w:r>
+          <w:r>
+            <w:fldChar w:fldCharType="separate"/>
+          </w:r>
+          <w:r>
+            <w:t>14</w:t>
           </w:r>
           <w:r>
             <w:fldChar w:fldCharType="end"/>
@@ -4204,7 +4416,7 @@
               <w:rFonts w:hint="eastAsia" w:ascii="宋体" w:hAnsi="宋体" w:eastAsia="宋体" w:cs="宋体"/>
               <w:szCs w:val="24"/>
             </w:rPr>
-            <w:instrText xml:space="preserve"> HYPERLINK \l _Toc24412 </w:instrText>
+            <w:instrText xml:space="preserve"> HYPERLINK \l _Toc4698 </w:instrText>
           </w:r>
           <w:r>
             <w:rPr>
@@ -4226,13 +4438,13 @@
             <w:fldChar w:fldCharType="begin"/>
           </w:r>
           <w:r>
-            <w:instrText xml:space="preserve"> PAGEREF _Toc24412 \h </w:instrText>
-          </w:r>
-          <w:r>
-            <w:fldChar w:fldCharType="separate"/>
-          </w:r>
-          <w:r>
-            <w:t>13</w:t>
+            <w:instrText xml:space="preserve"> PAGEREF _Toc4698 \h </w:instrText>
+          </w:r>
+          <w:r>
+            <w:fldChar w:fldCharType="separate"/>
+          </w:r>
+          <w:r>
+            <w:t>14</w:t>
           </w:r>
           <w:r>
             <w:fldChar w:fldCharType="end"/>
@@ -4264,7 +4476,7 @@
               <w:rFonts w:hint="eastAsia" w:ascii="宋体" w:hAnsi="宋体" w:eastAsia="宋体" w:cs="宋体"/>
               <w:szCs w:val="24"/>
             </w:rPr>
-            <w:instrText xml:space="preserve"> HYPERLINK \l _Toc5246 </w:instrText>
+            <w:instrText xml:space="preserve"> HYPERLINK \l _Toc22440 </w:instrText>
           </w:r>
           <w:r>
             <w:rPr>
@@ -4294,13 +4506,13 @@
             <w:fldChar w:fldCharType="begin"/>
           </w:r>
           <w:r>
-            <w:instrText xml:space="preserve"> PAGEREF _Toc5246 \h </w:instrText>
-          </w:r>
-          <w:r>
-            <w:fldChar w:fldCharType="separate"/>
-          </w:r>
-          <w:r>
-            <w:t>13</w:t>
+            <w:instrText xml:space="preserve"> PAGEREF _Toc22440 \h </w:instrText>
+          </w:r>
+          <w:r>
+            <w:fldChar w:fldCharType="separate"/>
+          </w:r>
+          <w:r>
+            <w:t>14</w:t>
           </w:r>
           <w:r>
             <w:fldChar w:fldCharType="end"/>
@@ -4332,7 +4544,7 @@
               <w:rFonts w:hint="eastAsia" w:ascii="宋体" w:hAnsi="宋体" w:eastAsia="宋体" w:cs="宋体"/>
               <w:szCs w:val="24"/>
             </w:rPr>
-            <w:instrText xml:space="preserve"> HYPERLINK \l _Toc21835 </w:instrText>
+            <w:instrText xml:space="preserve"> HYPERLINK \l _Toc7906 </w:instrText>
           </w:r>
           <w:r>
             <w:rPr>
@@ -4354,13 +4566,13 @@
             <w:fldChar w:fldCharType="begin"/>
           </w:r>
           <w:r>
-            <w:instrText xml:space="preserve"> PAGEREF _Toc21835 \h </w:instrText>
-          </w:r>
-          <w:r>
-            <w:fldChar w:fldCharType="separate"/>
-          </w:r>
-          <w:r>
-            <w:t>13</w:t>
+            <w:instrText xml:space="preserve"> PAGEREF _Toc7906 \h </w:instrText>
+          </w:r>
+          <w:r>
+            <w:fldChar w:fldCharType="separate"/>
+          </w:r>
+          <w:r>
+            <w:t>14</w:t>
           </w:r>
           <w:r>
             <w:fldChar w:fldCharType="end"/>
@@ -4392,7 +4604,7 @@
               <w:rFonts w:hint="eastAsia" w:ascii="宋体" w:hAnsi="宋体" w:eastAsia="宋体" w:cs="宋体"/>
               <w:szCs w:val="24"/>
             </w:rPr>
-            <w:instrText xml:space="preserve"> HYPERLINK \l _Toc28343 </w:instrText>
+            <w:instrText xml:space="preserve"> HYPERLINK \l _Toc25142 </w:instrText>
           </w:r>
           <w:r>
             <w:rPr>
@@ -4417,13 +4629,13 @@
             <w:fldChar w:fldCharType="begin"/>
           </w:r>
           <w:r>
-            <w:instrText xml:space="preserve"> PAGEREF _Toc28343 \h </w:instrText>
-          </w:r>
-          <w:r>
-            <w:fldChar w:fldCharType="separate"/>
-          </w:r>
-          <w:r>
-            <w:t>13</w:t>
+            <w:instrText xml:space="preserve"> PAGEREF _Toc25142 \h </w:instrText>
+          </w:r>
+          <w:r>
+            <w:fldChar w:fldCharType="separate"/>
+          </w:r>
+          <w:r>
+            <w:t>14</w:t>
           </w:r>
           <w:r>
             <w:fldChar w:fldCharType="end"/>
@@ -4455,7 +4667,7 @@
               <w:rFonts w:hint="eastAsia" w:ascii="宋体" w:hAnsi="宋体" w:eastAsia="宋体" w:cs="宋体"/>
               <w:szCs w:val="24"/>
             </w:rPr>
-            <w:instrText xml:space="preserve"> HYPERLINK \l _Toc22955 </w:instrText>
+            <w:instrText xml:space="preserve"> HYPERLINK \l _Toc29156 </w:instrText>
           </w:r>
           <w:r>
             <w:rPr>
@@ -4485,13 +4697,13 @@
             <w:fldChar w:fldCharType="begin"/>
           </w:r>
           <w:r>
-            <w:instrText xml:space="preserve"> PAGEREF _Toc22955 \h </w:instrText>
-          </w:r>
-          <w:r>
-            <w:fldChar w:fldCharType="separate"/>
-          </w:r>
-          <w:r>
-            <w:t>14</w:t>
+            <w:instrText xml:space="preserve"> PAGEREF _Toc29156 \h </w:instrText>
+          </w:r>
+          <w:r>
+            <w:fldChar w:fldCharType="separate"/>
+          </w:r>
+          <w:r>
+            <w:t>15</w:t>
           </w:r>
           <w:r>
             <w:fldChar w:fldCharType="end"/>
@@ -4523,7 +4735,7 @@
               <w:rFonts w:hint="eastAsia" w:ascii="宋体" w:hAnsi="宋体" w:eastAsia="宋体" w:cs="宋体"/>
               <w:szCs w:val="24"/>
             </w:rPr>
-            <w:instrText xml:space="preserve"> HYPERLINK \l _Toc21272 </w:instrText>
+            <w:instrText xml:space="preserve"> HYPERLINK \l _Toc1991 </w:instrText>
           </w:r>
           <w:r>
             <w:rPr>
@@ -4553,13 +4765,13 @@
             <w:fldChar w:fldCharType="begin"/>
           </w:r>
           <w:r>
-            <w:instrText xml:space="preserve"> PAGEREF _Toc21272 \h </w:instrText>
-          </w:r>
-          <w:r>
-            <w:fldChar w:fldCharType="separate"/>
-          </w:r>
-          <w:r>
-            <w:t>14</w:t>
+            <w:instrText xml:space="preserve"> PAGEREF _Toc1991 \h </w:instrText>
+          </w:r>
+          <w:r>
+            <w:fldChar w:fldCharType="separate"/>
+          </w:r>
+          <w:r>
+            <w:t>15</w:t>
           </w:r>
           <w:r>
             <w:fldChar w:fldCharType="end"/>
@@ -4591,7 +4803,7 @@
               <w:rFonts w:hint="eastAsia" w:ascii="宋体" w:hAnsi="宋体" w:eastAsia="宋体" w:cs="宋体"/>
               <w:szCs w:val="24"/>
             </w:rPr>
-            <w:instrText xml:space="preserve"> HYPERLINK \l _Toc22563 </w:instrText>
+            <w:instrText xml:space="preserve"> HYPERLINK \l _Toc16775 </w:instrText>
           </w:r>
           <w:r>
             <w:rPr>
@@ -4621,13 +4833,13 @@
             <w:fldChar w:fldCharType="begin"/>
           </w:r>
           <w:r>
-            <w:instrText xml:space="preserve"> PAGEREF _Toc22563 \h </w:instrText>
-          </w:r>
-          <w:r>
-            <w:fldChar w:fldCharType="separate"/>
-          </w:r>
-          <w:r>
-            <w:t>14</w:t>
+            <w:instrText xml:space="preserve"> PAGEREF _Toc16775 \h </w:instrText>
+          </w:r>
+          <w:r>
+            <w:fldChar w:fldCharType="separate"/>
+          </w:r>
+          <w:r>
+            <w:t>15</w:t>
           </w:r>
           <w:r>
             <w:fldChar w:fldCharType="end"/>
@@ -4693,7 +4905,7 @@
         <w:pStyle w:val="45"/>
         <w:bidi w:val="0"/>
       </w:pPr>
-      <w:bookmarkStart w:id="2" w:name="_Toc23499"/>
+      <w:bookmarkStart w:id="2" w:name="_Toc7703"/>
       <w:r>
         <w:t>目的</w:t>
       </w:r>
@@ -4735,7 +4947,7 @@
           <w:lang w:val="en-US" w:eastAsia="zh-CN"/>
         </w:rPr>
       </w:pPr>
-      <w:bookmarkStart w:id="3" w:name="_Toc8256"/>
+      <w:bookmarkStart w:id="3" w:name="_Toc26247"/>
       <w:r>
         <w:rPr>
           <w:rFonts w:hint="eastAsia"/>
@@ -4744,13 +4956,118 @@
         <w:t>原则</w:t>
       </w:r>
       <w:bookmarkEnd w:id="3"/>
+    </w:p>
+    <w:p>
+      <w:pPr>
+        <w:pStyle w:val="47"/>
+        <w:bidi w:val="0"/>
+        <w:rPr>
+          <w:rFonts w:hint="eastAsia"/>
+          <w:lang w:val="en-US" w:eastAsia="zh-CN"/>
+        </w:rPr>
+      </w:pPr>
+      <w:bookmarkStart w:id="4" w:name="_Toc22031"/>
+      <w:r>
+        <w:rPr>
+          <w:rFonts w:hint="eastAsia"/>
+          <w:lang w:val="en-US" w:eastAsia="zh-CN"/>
+        </w:rPr>
+        <w:t>受控原则</w:t>
+      </w:r>
+      <w:bookmarkEnd w:id="4"/>
+    </w:p>
+    <w:p>
+      <w:pPr>
+        <w:pStyle w:val="46"/>
+        <w:rPr>
+          <w:rFonts w:hint="eastAsia"/>
+          <w:lang w:val="en-US" w:eastAsia="zh-CN"/>
+        </w:rPr>
+      </w:pPr>
+      <w:r>
+        <w:rPr>
+          <w:rFonts w:hint="eastAsia"/>
+          <w:lang w:val="en-US" w:eastAsia="zh-CN"/>
+        </w:rPr>
+        <w:t>所有变更必须经过规范的申请、评估、审批流程，严禁任何形式的非授权变更。变更的实施过程应严格按照批准的方案执行，确保变更活动全程处于受控状态。</w:t>
+      </w:r>
+    </w:p>
+    <w:p>
+      <w:pPr>
+        <w:pStyle w:val="47"/>
+        <w:bidi w:val="0"/>
+        <w:rPr>
+          <w:rFonts w:hint="eastAsia"/>
+          <w:lang w:val="en-US" w:eastAsia="zh-CN"/>
+        </w:rPr>
+      </w:pPr>
+      <w:bookmarkStart w:id="5" w:name="_Toc25375"/>
+      <w:r>
+        <w:rPr>
+          <w:rFonts w:hint="eastAsia"/>
+          <w:lang w:val="en-US" w:eastAsia="zh-CN"/>
+        </w:rPr>
+        <w:t>风险可控原则</w:t>
+      </w:r>
+      <w:bookmarkEnd w:id="5"/>
+    </w:p>
+    <w:p>
+      <w:pPr>
+        <w:pStyle w:val="46"/>
+        <w:rPr>
+          <w:rFonts w:hint="eastAsia"/>
+          <w:lang w:val="en-US" w:eastAsia="zh-CN"/>
+        </w:rPr>
+      </w:pPr>
+      <w:r>
+        <w:rPr>
+          <w:rFonts w:hint="eastAsia"/>
+          <w:lang w:val="en-US" w:eastAsia="zh-CN"/>
+        </w:rPr>
+        <w:t>变更实施前必须充分评估变更可能带来的风险及对业务的影响，并制定详细的回退计划。对于高风险变更，应进行试点或分阶段实施，确保在变更失败时能够快速恢复到变更前状态，最大限度降低对业务的影响。</w:t>
+      </w:r>
+    </w:p>
+    <w:p>
+      <w:pPr>
+        <w:pStyle w:val="47"/>
+        <w:bidi w:val="0"/>
+        <w:rPr>
+          <w:rFonts w:hint="eastAsia"/>
+          <w:lang w:val="en-US" w:eastAsia="zh-CN"/>
+        </w:rPr>
+      </w:pPr>
+      <w:bookmarkStart w:id="6" w:name="_Toc18021"/>
+      <w:r>
+        <w:rPr>
+          <w:rFonts w:hint="eastAsia"/>
+          <w:lang w:val="en-US" w:eastAsia="zh-CN"/>
+        </w:rPr>
+        <w:t>分类分级原则</w:t>
+      </w:r>
+      <w:bookmarkEnd w:id="6"/>
+    </w:p>
+    <w:p>
+      <w:pPr>
+        <w:pStyle w:val="46"/>
+        <w:rPr>
+          <w:rFonts w:hint="eastAsia"/>
+          <w:lang w:val="en-US" w:eastAsia="zh-CN"/>
+        </w:rPr>
+      </w:pPr>
+      <w:r>
+        <w:rPr>
+          <w:rFonts w:hint="eastAsia"/>
+          <w:lang w:val="en-US" w:eastAsia="zh-CN"/>
+        </w:rPr>
+        <w:t>根据变更的影响范围、紧急程度和风险等级，将变更分为简易变更、一般变更、重大变更和紧急变更四类，分别执行差异化的审批流程和处理路径，确保资源合理分配，提高变更处理效率。</w:t>
+      </w:r>
     </w:p>
     <w:p>
       <w:pPr>
         <w:pStyle w:val="45"/>
         <w:bidi w:val="0"/>
       </w:pPr>
-      <w:bookmarkStart w:id="4" w:name="_Toc12339"/>
+      <w:bookmarkStart w:id="7" w:name="_Toc25824"/>
       <w:r>
         <w:rPr>
           <w:rFonts w:hint="eastAsia"/>
@@ -4761,7 +5078,7 @@
       <w:r>
         <w:t>范围</w:t>
       </w:r>
-      <w:bookmarkEnd w:id="4"/>
+      <w:bookmarkEnd w:id="7"/>
     </w:p>
     <w:p>
       <w:pPr>
@@ -4791,7 +5108,7 @@
           <w:lang w:val="en-US" w:eastAsia="zh-CN"/>
         </w:rPr>
       </w:pPr>
-      <w:bookmarkStart w:id="5" w:name="_Toc24408"/>
+      <w:bookmarkStart w:id="8" w:name="_Toc14712"/>
       <w:r>
         <w:rPr>
           <w:rFonts w:hint="eastAsia"/>
@@ -4799,7 +5116,7 @@
         </w:rPr>
         <w:t>岗位职责</w:t>
       </w:r>
-      <w:bookmarkEnd w:id="5"/>
+      <w:bookmarkEnd w:id="8"/>
     </w:p>
     <w:p>
       <w:pPr>
@@ -4810,7 +5127,7 @@
           <w:lang w:val="en-US" w:eastAsia="zh-CN"/>
         </w:rPr>
       </w:pPr>
-      <w:bookmarkStart w:id="6" w:name="_Toc4129"/>
+      <w:bookmarkStart w:id="9" w:name="_Toc20680"/>
       <w:r>
         <w:rPr>
           <w:rFonts w:hint="eastAsia"/>
@@ -4818,7 +5135,7 @@
         </w:rPr>
         <w:t>交付部</w:t>
       </w:r>
-      <w:bookmarkEnd w:id="6"/>
+      <w:bookmarkEnd w:id="9"/>
     </w:p>
     <w:p>
       <w:pPr>
@@ -4995,8 +5312,8 @@
           <w:lang w:val="en-US" w:eastAsia="zh-CN"/>
         </w:rPr>
       </w:pPr>
-      <w:bookmarkStart w:id="7" w:name="_Toc29066"/>
-      <w:bookmarkStart w:id="8" w:name="_Toc13092"/>
+      <w:bookmarkStart w:id="10" w:name="_Toc13092"/>
+      <w:bookmarkStart w:id="11" w:name="_Toc7164"/>
       <w:r>
         <w:rPr>
           <w:rFonts w:hint="eastAsia"/>
@@ -5004,8 +5321,8 @@
         </w:rPr>
         <w:t>交付部经理</w:t>
       </w:r>
-      <w:bookmarkEnd w:id="7"/>
-      <w:bookmarkEnd w:id="8"/>
+      <w:bookmarkEnd w:id="10"/>
+      <w:bookmarkEnd w:id="11"/>
     </w:p>
     <w:p>
       <w:pPr>
@@ -5106,7 +5423,7 @@
           <w:lang w:val="en-US" w:eastAsia="zh-CN"/>
         </w:rPr>
       </w:pPr>
-      <w:bookmarkStart w:id="9" w:name="_Toc9903"/>
+      <w:bookmarkStart w:id="12" w:name="_Toc21926"/>
       <w:r>
         <w:rPr>
           <w:rFonts w:hint="eastAsia"/>
@@ -5114,7 +5431,7 @@
         </w:rPr>
         <w:t>变更管理流程</w:t>
       </w:r>
-      <w:bookmarkEnd w:id="9"/>
+      <w:bookmarkEnd w:id="12"/>
     </w:p>
     <w:p>
       <w:pPr>
@@ -5125,7 +5442,7 @@
           <w:lang w:val="en-US" w:eastAsia="zh-CN"/>
         </w:rPr>
       </w:pPr>
-      <w:bookmarkStart w:id="10" w:name="_Toc7441"/>
+      <w:bookmarkStart w:id="13" w:name="_Toc10953"/>
       <w:r>
         <w:rPr>
           <w:rFonts w:hint="eastAsia"/>
@@ -5133,7 +5450,7 @@
         </w:rPr>
         <w:t>变更管理总流程及过程描述</w:t>
       </w:r>
-      <w:bookmarkEnd w:id="10"/>
+      <w:bookmarkEnd w:id="13"/>
     </w:p>
     <w:p>
       <w:pPr>
@@ -5268,7 +5585,7 @@
           <w:lang w:val="en-US" w:eastAsia="zh-CN"/>
         </w:rPr>
         <w:object>
-          <v:shape id="_x0000_i1025" o:spt="75" alt="" type="#_x0000_t75" style="height:288.45pt;width:361.15pt;" o:ole="t" filled="f" o:preferrelative="t" stroked="f" coordsize="21600,21600">
+          <v:shape id="_x0000_i1025" o:spt="75" type="#_x0000_t75" style="height:288.45pt;width:361.15pt;" o:ole="t" filled="f" o:preferrelative="t" stroked="f" coordsize="21600,21600">
             <v:path/>
             <v:fill on="f" focussize="0,0"/>
             <v:stroke on="f"/>
@@ -5288,14 +5605,14 @@
         <w:pStyle w:val="48"/>
         <w:bidi w:val="0"/>
       </w:pPr>
-      <w:bookmarkStart w:id="11" w:name="_Toc21160"/>
+      <w:bookmarkStart w:id="14" w:name="_Toc26918"/>
       <w:r>
         <w:rPr>
           <w:rFonts w:hint="default"/>
         </w:rPr>
         <w:t>变更确认与受理</w:t>
       </w:r>
-      <w:bookmarkEnd w:id="11"/>
+      <w:bookmarkEnd w:id="14"/>
     </w:p>
     <w:p>
       <w:pPr>
@@ -5330,14 +5647,14 @@
           <w:rFonts w:hint="default"/>
         </w:rPr>
       </w:pPr>
-      <w:bookmarkStart w:id="12" w:name="_Toc6428"/>
+      <w:bookmarkStart w:id="15" w:name="_Toc26670"/>
       <w:r>
         <w:rPr>
           <w:rFonts w:hint="default"/>
         </w:rPr>
         <w:t>变更记录与分类</w:t>
       </w:r>
-      <w:bookmarkEnd w:id="12"/>
+      <w:bookmarkEnd w:id="15"/>
     </w:p>
     <w:p>
       <w:pPr>
@@ -5388,14 +5705,14 @@
           <w:rFonts w:hint="default"/>
         </w:rPr>
       </w:pPr>
-      <w:bookmarkStart w:id="13" w:name="_Toc15305"/>
+      <w:bookmarkStart w:id="16" w:name="_Toc8814"/>
       <w:r>
         <w:rPr>
           <w:rFonts w:hint="default"/>
         </w:rPr>
         <w:t>变更分类执行</w:t>
       </w:r>
-      <w:bookmarkEnd w:id="13"/>
+      <w:bookmarkEnd w:id="16"/>
     </w:p>
     <w:p>
       <w:pPr>
@@ -5420,14 +5737,14 @@
           <w:rFonts w:hint="default"/>
         </w:rPr>
       </w:pPr>
-      <w:bookmarkStart w:id="14" w:name="_Toc11924"/>
+      <w:bookmarkStart w:id="17" w:name="_Toc23704"/>
       <w:r>
         <w:rPr>
           <w:rFonts w:hint="default"/>
         </w:rPr>
         <w:t>变更回顾</w:t>
       </w:r>
-      <w:bookmarkEnd w:id="14"/>
+      <w:bookmarkEnd w:id="17"/>
     </w:p>
     <w:p>
       <w:pPr>
@@ -5465,14 +5782,14 @@
           <w:rFonts w:hint="default"/>
         </w:rPr>
       </w:pPr>
-      <w:bookmarkStart w:id="15" w:name="_Toc20209"/>
+      <w:bookmarkStart w:id="18" w:name="_Toc1672"/>
       <w:r>
         <w:rPr>
           <w:rFonts w:hint="default"/>
         </w:rPr>
         <w:t>变更关闭</w:t>
       </w:r>
-      <w:bookmarkEnd w:id="15"/>
+      <w:bookmarkEnd w:id="18"/>
     </w:p>
     <w:p>
       <w:pPr>
@@ -5504,14 +5821,14 @@
           <w:rFonts w:hint="default"/>
         </w:rPr>
       </w:pPr>
-      <w:bookmarkStart w:id="16" w:name="_Toc10254"/>
+      <w:bookmarkStart w:id="19" w:name="_Toc1499"/>
       <w:r>
         <w:rPr>
           <w:rFonts w:hint="default"/>
         </w:rPr>
         <w:t>变更报告</w:t>
       </w:r>
-      <w:bookmarkEnd w:id="16"/>
+      <w:bookmarkEnd w:id="19"/>
     </w:p>
     <w:p>
       <w:pPr>
@@ -5646,7 +5963,7 @@
           <w:lang w:val="en-US" w:eastAsia="zh-CN"/>
         </w:rPr>
       </w:pPr>
-      <w:bookmarkStart w:id="17" w:name="_Toc16584"/>
+      <w:bookmarkStart w:id="20" w:name="_Toc15657"/>
       <w:r>
         <w:rPr>
           <w:rFonts w:hint="eastAsia"/>
@@ -5654,7 +5971,7 @@
         </w:rPr>
         <w:t>简易变更子流程及过程描述</w:t>
       </w:r>
-      <w:bookmarkEnd w:id="17"/>
+      <w:bookmarkEnd w:id="20"/>
     </w:p>
     <w:p>
       <w:pPr>
@@ -5796,14 +6113,13 @@
           <w:lang w:val="en-US" w:eastAsia="zh-CN"/>
         </w:rPr>
       </w:pPr>
-      <w:bookmarkStart w:id="58" w:name="_GoBack"/>
       <w:r>
         <w:rPr>
           <w:rFonts w:hint="default"/>
           <w:lang w:val="en-US" w:eastAsia="zh-CN"/>
         </w:rPr>
         <w:object>
-          <v:shape id="_x0000_i1030" o:spt="75" alt="" type="#_x0000_t75" style="height:181.6pt;width:381.15pt;" o:ole="t" filled="f" o:preferrelative="t" stroked="f" coordsize="21600,21600">
+          <v:shape id="_x0000_i1026" o:spt="75" type="#_x0000_t75" style="height:181.6pt;width:381.15pt;" o:ole="t" filled="f" o:preferrelative="t" stroked="f" coordsize="21600,21600">
             <v:path/>
             <v:fill on="f" focussize="0,0"/>
             <v:stroke on="f"/>
@@ -5812,12 +6128,11 @@
             <w10:wrap type="none"/>
             <w10:anchorlock/>
           </v:shape>
-          <o:OLEObject Type="Embed" ProgID="Visio.Drawing.15" ShapeID="_x0000_i1030" DrawAspect="Content" ObjectID="_1468075726" r:id="rId10">
+          <o:OLEObject Type="Embed" ProgID="Visio.Drawing.15" ShapeID="_x0000_i1026" DrawAspect="Content" ObjectID="_1468075726" r:id="rId10">
             <o:LockedField>false</o:LockedField>
           </o:OLEObject>
         </w:object>
       </w:r>
-      <w:bookmarkEnd w:id="58"/>
     </w:p>
     <w:p>
       <w:pPr>
@@ -5827,14 +6142,14 @@
           <w:rFonts w:hint="default"/>
         </w:rPr>
       </w:pPr>
-      <w:bookmarkStart w:id="18" w:name="_Toc21078"/>
+      <w:bookmarkStart w:id="21" w:name="_Toc12639"/>
       <w:r>
         <w:rPr>
           <w:rFonts w:hint="default"/>
         </w:rPr>
         <w:t>变更实施</w:t>
       </w:r>
-      <w:bookmarkEnd w:id="18"/>
+      <w:bookmarkEnd w:id="21"/>
     </w:p>
     <w:p>
       <w:pPr>
@@ -5867,14 +6182,14 @@
           <w:rFonts w:hint="default"/>
         </w:rPr>
       </w:pPr>
-      <w:bookmarkStart w:id="19" w:name="_Toc29353"/>
+      <w:bookmarkStart w:id="22" w:name="_Toc6288"/>
       <w:r>
         <w:rPr>
           <w:rFonts w:hint="default"/>
         </w:rPr>
         <w:t>记录变更</w:t>
       </w:r>
-      <w:bookmarkEnd w:id="19"/>
+      <w:bookmarkEnd w:id="22"/>
     </w:p>
     <w:p>
       <w:pPr>
@@ -5899,14 +6214,14 @@
           <w:rFonts w:hint="default"/>
         </w:rPr>
       </w:pPr>
-      <w:bookmarkStart w:id="20" w:name="_Toc6703"/>
+      <w:bookmarkStart w:id="23" w:name="_Toc8435"/>
       <w:r>
         <w:rPr>
           <w:rFonts w:hint="default"/>
         </w:rPr>
         <w:t>更新配置库</w:t>
       </w:r>
-      <w:bookmarkEnd w:id="20"/>
+      <w:bookmarkEnd w:id="23"/>
     </w:p>
     <w:p>
       <w:pPr>
@@ -5945,7 +6260,7 @@
           <w:lang w:val="en-US" w:eastAsia="zh-CN"/>
         </w:rPr>
       </w:pPr>
-      <w:bookmarkStart w:id="21" w:name="_Toc13264"/>
+      <w:bookmarkStart w:id="24" w:name="_Toc29082"/>
       <w:r>
         <w:rPr>
           <w:rFonts w:hint="eastAsia"/>
@@ -5953,7 +6268,7 @@
         </w:rPr>
         <w:t>一般变更子流程及过程描述</w:t>
       </w:r>
-      <w:bookmarkEnd w:id="21"/>
+      <w:bookmarkEnd w:id="24"/>
     </w:p>
     <w:p>
       <w:pPr>
@@ -6125,14 +6440,14 @@
           <w:rFonts w:hint="default"/>
         </w:rPr>
       </w:pPr>
-      <w:bookmarkStart w:id="22" w:name="_Toc31040"/>
+      <w:bookmarkStart w:id="25" w:name="_Toc5921"/>
       <w:r>
         <w:rPr>
           <w:rFonts w:hint="default"/>
         </w:rPr>
         <w:t>变更记录</w:t>
       </w:r>
-      <w:bookmarkEnd w:id="22"/>
+      <w:bookmarkEnd w:id="25"/>
     </w:p>
     <w:p>
       <w:pPr>
@@ -6177,14 +6492,14 @@
           <w:rFonts w:hint="default"/>
         </w:rPr>
       </w:pPr>
-      <w:bookmarkStart w:id="23" w:name="_Toc26917"/>
+      <w:bookmarkStart w:id="26" w:name="_Toc8513"/>
       <w:r>
         <w:rPr>
           <w:rFonts w:hint="default"/>
         </w:rPr>
         <w:t>变更分派</w:t>
       </w:r>
-      <w:bookmarkEnd w:id="23"/>
+      <w:bookmarkEnd w:id="26"/>
     </w:p>
     <w:p>
       <w:pPr>
@@ -6216,14 +6531,14 @@
           <w:rFonts w:hint="default"/>
         </w:rPr>
       </w:pPr>
-      <w:bookmarkStart w:id="24" w:name="_Toc13129"/>
+      <w:bookmarkStart w:id="27" w:name="_Toc3894"/>
       <w:r>
         <w:rPr>
           <w:rFonts w:hint="default"/>
         </w:rPr>
         <w:t>制定变更方案</w:t>
       </w:r>
-      <w:bookmarkEnd w:id="24"/>
+      <w:bookmarkEnd w:id="27"/>
     </w:p>
     <w:p>
       <w:pPr>
@@ -6269,8 +6584,8 @@
           <w:rFonts w:hint="default"/>
         </w:rPr>
       </w:pPr>
-      <w:bookmarkStart w:id="25" w:name="_Toc14083"/>
-      <w:bookmarkStart w:id="26" w:name="_Toc14354"/>
+      <w:bookmarkStart w:id="28" w:name="_Toc14083"/>
+      <w:bookmarkStart w:id="29" w:name="_Toc27406"/>
       <w:r>
         <w:rPr>
           <w:rStyle w:val="59"/>
@@ -6278,8 +6593,8 @@
         </w:rPr>
         <w:t>方案审核或测试</w:t>
       </w:r>
-      <w:bookmarkEnd w:id="25"/>
-      <w:bookmarkEnd w:id="26"/>
+      <w:bookmarkEnd w:id="28"/>
+      <w:bookmarkEnd w:id="29"/>
     </w:p>
     <w:p>
       <w:pPr>
@@ -6311,14 +6626,14 @@
           <w:rFonts w:hint="default"/>
         </w:rPr>
       </w:pPr>
-      <w:bookmarkStart w:id="27" w:name="_Toc11791"/>
+      <w:bookmarkStart w:id="30" w:name="_Toc18001"/>
       <w:r>
         <w:rPr>
           <w:rFonts w:hint="default"/>
         </w:rPr>
         <w:t>变更实施</w:t>
       </w:r>
-      <w:bookmarkEnd w:id="27"/>
+      <w:bookmarkEnd w:id="30"/>
     </w:p>
     <w:p>
       <w:pPr>
@@ -6351,7 +6666,7 @@
           <w:lang w:val="en-US" w:eastAsia="zh-CN"/>
         </w:rPr>
       </w:pPr>
-      <w:bookmarkStart w:id="28" w:name="_Toc30015"/>
+      <w:bookmarkStart w:id="31" w:name="_Toc2136"/>
       <w:r>
         <w:rPr>
           <w:rFonts w:hint="eastAsia"/>
@@ -6359,7 +6674,7 @@
         </w:rPr>
         <w:t>变更回退</w:t>
       </w:r>
-      <w:bookmarkEnd w:id="28"/>
+      <w:bookmarkEnd w:id="31"/>
     </w:p>
     <w:p>
       <w:pPr>
@@ -6385,14 +6700,14 @@
           <w:rFonts w:hint="default"/>
         </w:rPr>
       </w:pPr>
-      <w:bookmarkStart w:id="29" w:name="_Toc16806"/>
+      <w:bookmarkStart w:id="32" w:name="_Toc9790"/>
       <w:r>
         <w:rPr>
           <w:rFonts w:hint="default"/>
         </w:rPr>
         <w:t>更新配置库</w:t>
       </w:r>
-      <w:bookmarkEnd w:id="29"/>
+      <w:bookmarkEnd w:id="32"/>
     </w:p>
     <w:p>
       <w:pPr>
@@ -6426,7 +6741,7 @@
           <w:lang w:val="en-US" w:eastAsia="zh-CN"/>
         </w:rPr>
       </w:pPr>
-      <w:bookmarkStart w:id="30" w:name="_Toc24127"/>
+      <w:bookmarkStart w:id="33" w:name="_Toc16967"/>
       <w:r>
         <w:rPr>
           <w:rFonts w:hint="eastAsia"/>
@@ -6434,7 +6749,7 @@
         </w:rPr>
         <w:t>重大变更子流程及过程描述</w:t>
       </w:r>
-      <w:bookmarkEnd w:id="30"/>
+      <w:bookmarkEnd w:id="33"/>
     </w:p>
     <w:p>
       <w:pPr>
@@ -6590,14 +6905,14 @@
           <w:rFonts w:hint="default"/>
         </w:rPr>
       </w:pPr>
-      <w:bookmarkStart w:id="31" w:name="_Toc3067"/>
+      <w:bookmarkStart w:id="34" w:name="_Toc26607"/>
       <w:r>
         <w:rPr>
           <w:rFonts w:hint="default"/>
         </w:rPr>
         <w:t>变更记录</w:t>
       </w:r>
-      <w:bookmarkEnd w:id="31"/>
+      <w:bookmarkEnd w:id="34"/>
     </w:p>
     <w:p>
       <w:pPr>
@@ -6648,14 +6963,14 @@
           <w:rFonts w:hint="default"/>
         </w:rPr>
       </w:pPr>
-      <w:bookmarkStart w:id="32" w:name="_Toc7521"/>
+      <w:bookmarkStart w:id="35" w:name="_Toc14560"/>
       <w:r>
         <w:rPr>
           <w:rFonts w:hint="default"/>
         </w:rPr>
         <w:t>重大变更确认</w:t>
       </w:r>
-      <w:bookmarkEnd w:id="32"/>
+      <w:bookmarkEnd w:id="35"/>
     </w:p>
     <w:p>
       <w:pPr>
@@ -6687,14 +7002,14 @@
           <w:rFonts w:hint="default"/>
         </w:rPr>
       </w:pPr>
-      <w:bookmarkStart w:id="33" w:name="_Toc27090"/>
+      <w:bookmarkStart w:id="36" w:name="_Toc12992"/>
       <w:r>
         <w:rPr>
           <w:rFonts w:hint="default"/>
         </w:rPr>
         <w:t>变更评估</w:t>
       </w:r>
-      <w:bookmarkEnd w:id="33"/>
+      <w:bookmarkEnd w:id="36"/>
     </w:p>
     <w:p>
       <w:pPr>
@@ -6726,14 +7041,14 @@
           <w:rFonts w:hint="default"/>
         </w:rPr>
       </w:pPr>
-      <w:bookmarkStart w:id="34" w:name="_Toc20802"/>
+      <w:bookmarkStart w:id="37" w:name="_Toc10169"/>
       <w:r>
         <w:rPr>
           <w:rFonts w:hint="default"/>
         </w:rPr>
         <w:t>变更分配</w:t>
       </w:r>
-      <w:bookmarkEnd w:id="34"/>
+      <w:bookmarkEnd w:id="37"/>
     </w:p>
     <w:p>
       <w:pPr>
@@ -6778,14 +7093,14 @@
           <w:rFonts w:hint="default"/>
         </w:rPr>
       </w:pPr>
-      <w:bookmarkStart w:id="35" w:name="_Toc2198"/>
+      <w:bookmarkStart w:id="38" w:name="_Toc26356"/>
       <w:r>
         <w:rPr>
           <w:rFonts w:hint="default"/>
         </w:rPr>
         <w:t>制定变更方案</w:t>
       </w:r>
-      <w:bookmarkEnd w:id="35"/>
+      <w:bookmarkEnd w:id="38"/>
     </w:p>
     <w:p>
       <w:pPr>
@@ -6843,14 +7158,14 @@
           <w:rFonts w:hint="default"/>
         </w:rPr>
       </w:pPr>
-      <w:bookmarkStart w:id="36" w:name="_Toc24031"/>
+      <w:bookmarkStart w:id="39" w:name="_Toc15617"/>
       <w:r>
         <w:rPr>
           <w:rFonts w:hint="default"/>
         </w:rPr>
         <w:t>变更方案测试</w:t>
       </w:r>
-      <w:bookmarkEnd w:id="36"/>
+      <w:bookmarkEnd w:id="39"/>
     </w:p>
     <w:p>
       <w:pPr>
@@ -6902,14 +7217,14 @@
           <w:rFonts w:hint="default"/>
         </w:rPr>
       </w:pPr>
-      <w:bookmarkStart w:id="37" w:name="_Toc24483"/>
+      <w:bookmarkStart w:id="40" w:name="_Toc29967"/>
       <w:r>
         <w:rPr>
           <w:rFonts w:hint="default"/>
         </w:rPr>
         <w:t>方案评审与批准</w:t>
       </w:r>
-      <w:bookmarkEnd w:id="37"/>
+      <w:bookmarkEnd w:id="40"/>
     </w:p>
     <w:p>
       <w:pPr>
@@ -6941,14 +7256,14 @@
           <w:rFonts w:hint="default"/>
         </w:rPr>
       </w:pPr>
-      <w:bookmarkStart w:id="38" w:name="_Toc15150"/>
+      <w:bookmarkStart w:id="41" w:name="_Toc32249"/>
       <w:r>
         <w:rPr>
           <w:rFonts w:hint="default"/>
         </w:rPr>
         <w:t>变更实施</w:t>
       </w:r>
-      <w:bookmarkEnd w:id="38"/>
+      <w:bookmarkEnd w:id="41"/>
     </w:p>
     <w:p>
       <w:pPr>
@@ -6981,7 +7296,7 @@
           <w:lang w:val="en-US" w:eastAsia="zh-CN"/>
         </w:rPr>
       </w:pPr>
-      <w:bookmarkStart w:id="39" w:name="_Toc5368"/>
+      <w:bookmarkStart w:id="42" w:name="_Toc28912"/>
       <w:r>
         <w:rPr>
           <w:rFonts w:hint="eastAsia"/>
@@ -6989,7 +7304,7 @@
         </w:rPr>
         <w:t>变更回退</w:t>
       </w:r>
-      <w:bookmarkEnd w:id="39"/>
+      <w:bookmarkEnd w:id="42"/>
     </w:p>
     <w:p>
       <w:pPr>
@@ -7014,16 +7329,16 @@
           <w:rFonts w:hint="default"/>
         </w:rPr>
       </w:pPr>
-      <w:bookmarkStart w:id="40" w:name="_Toc29909"/>
-      <w:bookmarkStart w:id="41" w:name="_Toc21898"/>
+      <w:bookmarkStart w:id="43" w:name="_Toc29909"/>
+      <w:bookmarkStart w:id="44" w:name="_Toc19481"/>
       <w:r>
         <w:rPr>
           <w:rFonts w:hint="default"/>
         </w:rPr>
         <w:t>更新配置库</w:t>
       </w:r>
-      <w:bookmarkEnd w:id="40"/>
-      <w:bookmarkEnd w:id="41"/>
+      <w:bookmarkEnd w:id="43"/>
+      <w:bookmarkEnd w:id="44"/>
     </w:p>
     <w:p>
       <w:pPr>
@@ -7088,7 +7403,7 @@
           <w:lang w:val="en-US" w:eastAsia="zh-CN"/>
         </w:rPr>
       </w:pPr>
-      <w:bookmarkStart w:id="42" w:name="_Toc12407"/>
+      <w:bookmarkStart w:id="45" w:name="_Toc18145"/>
       <w:r>
         <w:rPr>
           <w:rFonts w:hint="eastAsia"/>
@@ -7096,7 +7411,7 @@
         </w:rPr>
         <w:t>紧急变更子流程及过程描述</w:t>
       </w:r>
-      <w:bookmarkEnd w:id="42"/>
+      <w:bookmarkEnd w:id="45"/>
     </w:p>
     <w:p>
       <w:pPr>
@@ -7253,14 +7568,14 @@
           <w:rFonts w:hint="default"/>
         </w:rPr>
       </w:pPr>
-      <w:bookmarkStart w:id="43" w:name="_Toc30325"/>
+      <w:bookmarkStart w:id="46" w:name="_Toc30834"/>
       <w:r>
         <w:rPr>
           <w:rFonts w:hint="default"/>
         </w:rPr>
         <w:t>变更记录</w:t>
       </w:r>
-      <w:bookmarkEnd w:id="43"/>
+      <w:bookmarkEnd w:id="46"/>
     </w:p>
     <w:p>
       <w:pPr>
@@ -7298,14 +7613,14 @@
           <w:rFonts w:hint="default"/>
         </w:rPr>
       </w:pPr>
-      <w:bookmarkStart w:id="44" w:name="_Toc23065"/>
+      <w:bookmarkStart w:id="47" w:name="_Toc27122"/>
       <w:r>
         <w:rPr>
           <w:rFonts w:hint="default"/>
         </w:rPr>
         <w:t>紧急变更确认</w:t>
       </w:r>
-      <w:bookmarkEnd w:id="44"/>
+      <w:bookmarkEnd w:id="47"/>
     </w:p>
     <w:p>
       <w:pPr>
@@ -7337,14 +7652,14 @@
           <w:rFonts w:hint="default"/>
         </w:rPr>
       </w:pPr>
-      <w:bookmarkStart w:id="45" w:name="_Toc8322"/>
+      <w:bookmarkStart w:id="48" w:name="_Toc32526"/>
       <w:r>
         <w:rPr>
           <w:rFonts w:hint="default"/>
         </w:rPr>
         <w:t>变更分配</w:t>
       </w:r>
-      <w:bookmarkEnd w:id="45"/>
+      <w:bookmarkEnd w:id="48"/>
     </w:p>
     <w:p>
       <w:pPr>
@@ -7382,14 +7697,14 @@
           <w:rFonts w:hint="default"/>
         </w:rPr>
       </w:pPr>
-      <w:bookmarkStart w:id="46" w:name="_Toc701"/>
+      <w:bookmarkStart w:id="49" w:name="_Toc20054"/>
       <w:r>
         <w:rPr>
           <w:rFonts w:hint="default"/>
         </w:rPr>
         <w:t>制定变更方案</w:t>
       </w:r>
-      <w:bookmarkEnd w:id="46"/>
+      <w:bookmarkEnd w:id="49"/>
     </w:p>
     <w:p>
       <w:pPr>
@@ -7421,14 +7736,14 @@
           <w:rFonts w:hint="default"/>
         </w:rPr>
       </w:pPr>
-      <w:bookmarkStart w:id="47" w:name="_Toc24412"/>
+      <w:bookmarkStart w:id="50" w:name="_Toc4698"/>
       <w:r>
         <w:rPr>
           <w:rFonts w:hint="default"/>
         </w:rPr>
         <w:t>变更实施</w:t>
       </w:r>
-      <w:bookmarkEnd w:id="47"/>
+      <w:bookmarkEnd w:id="50"/>
     </w:p>
     <w:p>
       <w:pPr>
@@ -7461,7 +7776,7 @@
           <w:lang w:val="en-US" w:eastAsia="zh-CN"/>
         </w:rPr>
       </w:pPr>
-      <w:bookmarkStart w:id="48" w:name="_Toc5246"/>
+      <w:bookmarkStart w:id="51" w:name="_Toc22440"/>
       <w:r>
         <w:rPr>
           <w:rFonts w:hint="eastAsia"/>
@@ -7469,7 +7784,7 @@
         </w:rPr>
         <w:t>变更回退</w:t>
       </w:r>
-      <w:bookmarkEnd w:id="48"/>
+      <w:bookmarkEnd w:id="51"/>
     </w:p>
     <w:p>
       <w:pPr>
@@ -7494,14 +7809,14 @@
           <w:rFonts w:hint="default"/>
         </w:rPr>
       </w:pPr>
-      <w:bookmarkStart w:id="49" w:name="_Toc21835"/>
+      <w:bookmarkStart w:id="52" w:name="_Toc7906"/>
       <w:r>
         <w:rPr>
           <w:rFonts w:hint="default"/>
         </w:rPr>
         <w:t>更新配置库</w:t>
       </w:r>
-      <w:bookmarkEnd w:id="49"/>
+      <w:bookmarkEnd w:id="52"/>
     </w:p>
     <w:p>
       <w:pPr>
@@ -7531,13 +7846,13 @@
         <w:pStyle w:val="47"/>
         <w:bidi w:val="0"/>
       </w:pPr>
-      <w:bookmarkStart w:id="50" w:name="_Toc28343"/>
-      <w:bookmarkStart w:id="51" w:name="_Toc6088"/>
+      <w:bookmarkStart w:id="53" w:name="_Toc6088"/>
+      <w:bookmarkStart w:id="54" w:name="_Toc25142"/>
       <w:r>
         <w:t>考核指标</w:t>
       </w:r>
-      <w:bookmarkEnd w:id="50"/>
-      <w:bookmarkEnd w:id="51"/>
+      <w:bookmarkEnd w:id="53"/>
+      <w:bookmarkEnd w:id="54"/>
     </w:p>
     <w:tbl>
       <w:tblPr>
@@ -8015,10 +8330,10 @@
           <w:lang w:val="en-US" w:eastAsia="zh-CN"/>
         </w:rPr>
       </w:pPr>
-      <w:bookmarkStart w:id="52" w:name="bookmark3"/>
-      <w:bookmarkEnd w:id="52"/>
-      <w:bookmarkStart w:id="53" w:name="_Toc22955"/>
-      <w:bookmarkStart w:id="54" w:name="_Toc17424"/>
+      <w:bookmarkStart w:id="55" w:name="bookmark3"/>
+      <w:bookmarkEnd w:id="55"/>
+      <w:bookmarkStart w:id="56" w:name="_Toc17424"/>
+      <w:bookmarkStart w:id="57" w:name="_Toc29156"/>
       <w:r>
         <w:rPr>
           <w:rStyle w:val="55"/>
@@ -8027,8 +8342,8 @@
         </w:rPr>
         <w:t>附则</w:t>
       </w:r>
-      <w:bookmarkEnd w:id="53"/>
-      <w:bookmarkEnd w:id="54"/>
+      <w:bookmarkEnd w:id="56"/>
+      <w:bookmarkEnd w:id="57"/>
     </w:p>
     <w:p>
       <w:pPr>
@@ -8133,9 +8448,9 @@
           <w:lang w:val="en-US" w:eastAsia="zh-CN"/>
         </w:rPr>
       </w:pPr>
-      <w:bookmarkStart w:id="55" w:name="bookmark14"/>
-      <w:bookmarkEnd w:id="55"/>
-      <w:bookmarkStart w:id="56" w:name="_Toc21272"/>
+      <w:bookmarkStart w:id="58" w:name="bookmark14"/>
+      <w:bookmarkEnd w:id="58"/>
+      <w:bookmarkStart w:id="59" w:name="_Toc1991"/>
       <w:r>
         <w:rPr>
           <w:rFonts w:hint="eastAsia"/>
@@ -8143,7 +8458,7 @@
         </w:rPr>
         <w:t>附件</w:t>
       </w:r>
-      <w:bookmarkEnd w:id="56"/>
+      <w:bookmarkEnd w:id="59"/>
     </w:p>
     <w:p>
       <w:pPr>
@@ -8173,7 +8488,7 @@
           <w:lang w:val="en-US" w:eastAsia="zh-CN"/>
         </w:rPr>
       </w:pPr>
-      <w:bookmarkStart w:id="57" w:name="_Toc22563"/>
+      <w:bookmarkStart w:id="60" w:name="_Toc16775"/>
       <w:r>
         <w:rPr>
           <w:rFonts w:hint="eastAsia"/>
@@ -8181,7 +8496,7 @@
         </w:rPr>
         <w:t>记录</w:t>
       </w:r>
-      <w:bookmarkEnd w:id="57"/>
+      <w:bookmarkEnd w:id="60"/>
     </w:p>
     <w:p>
       <w:pPr>
